--- a/phase wise documents/Project Design Phase(4)/Problem - Solution Fit Template/Problem – Solution Fit Template (1).docx
+++ b/phase wise documents/Project Design Phase(4)/Problem - Solution Fit Template/Problem – Solution Fit Template (1).docx
@@ -1,77 +1,71 @@
 
 <file path=word/document.xml><?xml version="1.0" encoding="utf-8"?>
-<w:document xmlns:mc="http://schemas.openxmlformats.org/markup-compatibility/2006" xmlns:o="urn:schemas-microsoft-com:office:office" xmlns:r="http://schemas.openxmlformats.org/officeDocument/2006/relationships" xmlns:m="http://schemas.openxmlformats.org/officeDocument/2006/math" xmlns:v="urn:schemas-microsoft-com:vml" xmlns:wp="http://schemas.openxmlformats.org/drawingml/2006/wordprocessingDrawing" xmlns:w10="urn:schemas-microsoft-com:office:word" xmlns:w="http://schemas.openxmlformats.org/wordprocessingml/2006/main" xmlns:wne="http://schemas.microsoft.com/office/word/2006/wordml" xmlns:sl="http://schemas.openxmlformats.org/schemaLibrary/2006/main" xmlns:a="http://schemas.openxmlformats.org/drawingml/2006/main" xmlns:pic="http://schemas.openxmlformats.org/drawingml/2006/picture" xmlns:c="http://schemas.openxmlformats.org/drawingml/2006/chart" xmlns:lc="http://schemas.openxmlformats.org/drawingml/2006/lockedCanvas" xmlns:dgm="http://schemas.openxmlformats.org/drawingml/2006/diagram" xmlns:wps="http://schemas.microsoft.com/office/word/2010/wordprocessingShape" xmlns:wpg="http://schemas.microsoft.com/office/word/2010/wordprocessingGroup" xmlns:w14="http://schemas.microsoft.com/office/word/2010/wordml" xmlns:w15="http://schemas.microsoft.com/office/word/2012/wordml" xmlns:w16="http://schemas.microsoft.com/office/word/2018/wordml" xmlns:w16cex="http://schemas.microsoft.com/office/word/2018/wordml/cex" xmlns:w16cid="http://schemas.microsoft.com/office/word/2016/wordml/cid" xmlns="http://schemas.microsoft.com/office/tasks/2019/documenttasks" xmlns:cr="http://schemas.microsoft.com/office/comments/2020/reactions">
+<w:document xmlns:ve="http://schemas.openxmlformats.org/markup-compatibility/2006" xmlns:o="urn:schemas-microsoft-com:office:office" xmlns:r="http://schemas.openxmlformats.org/officeDocument/2006/relationships" xmlns:m="http://schemas.openxmlformats.org/officeDocument/2006/math" xmlns:v="urn:schemas-microsoft-com:vml" xmlns:wp="http://schemas.openxmlformats.org/drawingml/2006/wordprocessingDrawing" xmlns:w10="urn:schemas-microsoft-com:office:word" xmlns:w="http://schemas.openxmlformats.org/wordprocessingml/2006/main" xmlns:wne="http://schemas.microsoft.com/office/word/2006/wordml">
   <w:body>
     <w:p>
       <w:pPr>
+        <w:pStyle w:val="normal0"/>
         <w:spacing w:line="259" w:lineRule="auto"/>
         <w:rPr>
-          <w:rFonts w:ascii="Calibri" w:cs="Calibri" w:eastAsia="Calibri" w:hAnsi="Calibri"/>
-          <w:b w:val="1"/>
+          <w:rFonts w:ascii="Calibri" w:eastAsia="Calibri" w:hAnsi="Calibri" w:cs="Calibri"/>
+          <w:b/>
           <w:sz w:val="24"/>
           <w:szCs w:val="24"/>
         </w:rPr>
       </w:pPr>
       <w:r>
         <w:rPr>
-          <w:rFonts w:ascii="Calibri" w:cs="Calibri" w:eastAsia="Calibri" w:hAnsi="Calibri"/>
-          <w:b w:val="1"/>
+          <w:rFonts w:ascii="Calibri" w:eastAsia="Calibri" w:hAnsi="Calibri" w:cs="Calibri"/>
+          <w:b/>
           <w:sz w:val="24"/>
           <w:szCs w:val="24"/>
-          <w:rtl w:val="0"/>
         </w:rPr>
         <w:t xml:space="preserve">                                                          Project Design Phase</w:t>
       </w:r>
     </w:p>
     <w:p>
       <w:pPr>
+        <w:pStyle w:val="normal0"/>
+        <w:spacing w:line="259" w:lineRule="auto"/>
+        <w:rPr>
+          <w:rFonts w:ascii="Calibri" w:eastAsia="Calibri" w:hAnsi="Calibri" w:cs="Calibri"/>
+          <w:b/>
+          <w:sz w:val="24"/>
+          <w:szCs w:val="24"/>
+        </w:rPr>
+      </w:pPr>
+      <w:r>
+        <w:rPr>
+          <w:rFonts w:ascii="Calibri" w:eastAsia="Calibri" w:hAnsi="Calibri" w:cs="Calibri"/>
+          <w:b/>
+          <w:sz w:val="24"/>
+          <w:szCs w:val="24"/>
+        </w:rPr>
+        <w:t xml:space="preserve">Problem – Solution Fit </w:t>
+      </w:r>
+    </w:p>
+    <w:p>
+      <w:pPr>
+        <w:pStyle w:val="normal0"/>
         <w:spacing w:line="259" w:lineRule="auto"/>
         <w:jc w:val="center"/>
         <w:rPr>
-          <w:rFonts w:ascii="Calibri" w:cs="Calibri" w:eastAsia="Calibri" w:hAnsi="Calibri"/>
-          <w:b w:val="1"/>
-          <w:sz w:val="24"/>
-          <w:szCs w:val="24"/>
-        </w:rPr>
-      </w:pPr>
-      <w:r>
-        <w:rPr>
-          <w:rFonts w:ascii="Calibri" w:cs="Calibri" w:eastAsia="Calibri" w:hAnsi="Calibri"/>
-          <w:b w:val="1"/>
-          <w:sz w:val="24"/>
-          <w:szCs w:val="24"/>
-          <w:rtl w:val="0"/>
-        </w:rPr>
-        <w:t xml:space="preserve">Problem – Solution Fit Template</w:t>
-      </w:r>
-    </w:p>
-    <w:p>
-      <w:pPr>
-        <w:spacing w:line="259" w:lineRule="auto"/>
-        <w:jc w:val="center"/>
-        <w:rPr>
-          <w:rFonts w:ascii="Calibri" w:cs="Calibri" w:eastAsia="Calibri" w:hAnsi="Calibri"/>
-          <w:b w:val="1"/>
-        </w:rPr>
-      </w:pPr>
-      <w:r>
-        <w:rPr>
-          <w:rtl w:val="0"/>
-        </w:rPr>
-      </w:r>
+          <w:rFonts w:ascii="Calibri" w:eastAsia="Calibri" w:hAnsi="Calibri" w:cs="Calibri"/>
+          <w:b/>
+        </w:rPr>
+      </w:pPr>
     </w:p>
     <w:tbl>
       <w:tblPr>
-        <w:tblStyle w:val="Table1"/>
-        <w:tblW w:w="9016.0" w:type="dxa"/>
-        <w:jc w:val="left"/>
+        <w:tblStyle w:val="a"/>
+        <w:tblW w:w="9016" w:type="dxa"/>
         <w:tblBorders>
-          <w:top w:color="000000" w:space="0" w:sz="4" w:val="single"/>
-          <w:left w:color="000000" w:space="0" w:sz="4" w:val="single"/>
-          <w:bottom w:color="000000" w:space="0" w:sz="4" w:val="single"/>
-          <w:right w:color="000000" w:space="0" w:sz="4" w:val="single"/>
-          <w:insideH w:color="000000" w:space="0" w:sz="4" w:val="single"/>
-          <w:insideV w:color="000000" w:space="0" w:sz="4" w:val="single"/>
+          <w:top w:val="single" w:sz="4" w:space="0" w:color="000000"/>
+          <w:left w:val="single" w:sz="4" w:space="0" w:color="000000"/>
+          <w:bottom w:val="single" w:sz="4" w:space="0" w:color="000000"/>
+          <w:right w:val="single" w:sz="4" w:space="0" w:color="000000"/>
+          <w:insideH w:val="single" w:sz="4" w:space="0" w:color="000000"/>
+          <w:insideV w:val="single" w:sz="4" w:space="0" w:color="000000"/>
         </w:tblBorders>
         <w:tblLayout w:type="fixed"/>
         <w:tblLook w:val="0400"/>
@@ -79,167 +73,192 @@
       <w:tblGrid>
         <w:gridCol w:w="4508"/>
         <w:gridCol w:w="4508"/>
-        <w:tblGridChange w:id="0">
-          <w:tblGrid>
-            <w:gridCol w:w="4508"/>
-            <w:gridCol w:w="4508"/>
-          </w:tblGrid>
-        </w:tblGridChange>
       </w:tblGrid>
       <w:tr>
         <w:trPr>
-          <w:cantSplit w:val="0"/>
-          <w:tblHeader w:val="0"/>
+          <w:cantSplit/>
+          <w:tblHeader/>
         </w:trPr>
         <w:tc>
-          <w:tcPr/>
+          <w:tcPr>
+            <w:tcW w:w="4508" w:type="dxa"/>
+          </w:tcPr>
           <w:p>
             <w:pPr>
+              <w:pStyle w:val="normal0"/>
               <w:rPr>
-                <w:rFonts w:ascii="Calibri" w:cs="Calibri" w:eastAsia="Calibri" w:hAnsi="Calibri"/>
+                <w:rFonts w:ascii="Calibri" w:eastAsia="Calibri" w:hAnsi="Calibri" w:cs="Calibri"/>
               </w:rPr>
             </w:pPr>
             <w:r>
               <w:rPr>
-                <w:rFonts w:ascii="Calibri" w:cs="Calibri" w:eastAsia="Calibri" w:hAnsi="Calibri"/>
-                <w:rtl w:val="0"/>
+                <w:rFonts w:ascii="Calibri" w:eastAsia="Calibri" w:hAnsi="Calibri" w:cs="Calibri"/>
               </w:rPr>
-              <w:t xml:space="preserve">Date</w:t>
+              <w:t>Date</w:t>
             </w:r>
           </w:p>
         </w:tc>
         <w:tc>
-          <w:tcPr/>
+          <w:tcPr>
+            <w:tcW w:w="4508" w:type="dxa"/>
+          </w:tcPr>
           <w:p>
             <w:pPr>
+              <w:pStyle w:val="normal0"/>
               <w:rPr>
-                <w:rFonts w:ascii="Calibri" w:cs="Calibri" w:eastAsia="Calibri" w:hAnsi="Calibri"/>
+                <w:rFonts w:ascii="Calibri" w:eastAsia="Calibri" w:hAnsi="Calibri" w:cs="Calibri"/>
               </w:rPr>
             </w:pPr>
             <w:r>
               <w:rPr>
-                <w:rFonts w:ascii="Calibri" w:cs="Calibri" w:eastAsia="Calibri" w:hAnsi="Calibri"/>
-                <w:rtl w:val="0"/>
+                <w:rFonts w:ascii="Calibri" w:eastAsia="Calibri" w:hAnsi="Calibri" w:cs="Calibri"/>
               </w:rPr>
-              <w:t xml:space="preserve">26-05-2025</w:t>
+              <w:t>12-10-2026</w:t>
             </w:r>
           </w:p>
         </w:tc>
       </w:tr>
       <w:tr>
         <w:trPr>
-          <w:cantSplit w:val="0"/>
-          <w:tblHeader w:val="0"/>
+          <w:cantSplit/>
+          <w:tblHeader/>
         </w:trPr>
         <w:tc>
-          <w:tcPr/>
+          <w:tcPr>
+            <w:tcW w:w="4508" w:type="dxa"/>
+          </w:tcPr>
           <w:p>
             <w:pPr>
+              <w:pStyle w:val="normal0"/>
               <w:rPr>
-                <w:rFonts w:ascii="Calibri" w:cs="Calibri" w:eastAsia="Calibri" w:hAnsi="Calibri"/>
+                <w:rFonts w:ascii="Calibri" w:eastAsia="Calibri" w:hAnsi="Calibri" w:cs="Calibri"/>
               </w:rPr>
             </w:pPr>
             <w:r>
               <w:rPr>
-                <w:rFonts w:ascii="Calibri" w:cs="Calibri" w:eastAsia="Calibri" w:hAnsi="Calibri"/>
-                <w:rtl w:val="0"/>
+                <w:rFonts w:ascii="Calibri" w:eastAsia="Calibri" w:hAnsi="Calibri" w:cs="Calibri"/>
               </w:rPr>
-              <w:t xml:space="preserve">Team ID</w:t>
+              <w:t>Team ID</w:t>
             </w:r>
           </w:p>
         </w:tc>
         <w:tc>
-          <w:tcPr/>
+          <w:tcPr>
+            <w:tcW w:w="4508" w:type="dxa"/>
+          </w:tcPr>
           <w:p>
             <w:pPr>
+              <w:pStyle w:val="normal0"/>
               <w:rPr>
-                <w:rFonts w:ascii="Calibri" w:cs="Calibri" w:eastAsia="Calibri" w:hAnsi="Calibri"/>
+                <w:rFonts w:ascii="Calibri" w:eastAsia="Calibri" w:hAnsi="Calibri" w:cs="Calibri"/>
+                <w:b/>
               </w:rPr>
             </w:pPr>
             <w:r>
               <w:rPr>
-                <w:rtl w:val="0"/>
+                <w:rFonts w:ascii="Calibri" w:eastAsia="Calibri" w:hAnsi="Calibri" w:cs="Calibri"/>
+                <w:b/>
               </w:rPr>
+              <w:t>SWUID2026235621</w:t>
             </w:r>
           </w:p>
         </w:tc>
       </w:tr>
       <w:tr>
         <w:trPr>
-          <w:cantSplit w:val="0"/>
-          <w:tblHeader w:val="0"/>
+          <w:cantSplit/>
+          <w:tblHeader/>
         </w:trPr>
         <w:tc>
-          <w:tcPr/>
+          <w:tcPr>
+            <w:tcW w:w="4508" w:type="dxa"/>
+          </w:tcPr>
           <w:p>
             <w:pPr>
+              <w:pStyle w:val="normal0"/>
               <w:rPr>
-                <w:rFonts w:ascii="Calibri" w:cs="Calibri" w:eastAsia="Calibri" w:hAnsi="Calibri"/>
+                <w:rFonts w:ascii="Calibri" w:eastAsia="Calibri" w:hAnsi="Calibri" w:cs="Calibri"/>
               </w:rPr>
             </w:pPr>
             <w:r>
               <w:rPr>
-                <w:rFonts w:ascii="Calibri" w:cs="Calibri" w:eastAsia="Calibri" w:hAnsi="Calibri"/>
-                <w:rtl w:val="0"/>
+                <w:rFonts w:ascii="Calibri" w:eastAsia="Calibri" w:hAnsi="Calibri" w:cs="Calibri"/>
               </w:rPr>
-              <w:t xml:space="preserve">Project Name</w:t>
+              <w:t>Project Name</w:t>
             </w:r>
           </w:p>
         </w:tc>
         <w:tc>
-          <w:tcPr/>
+          <w:tcPr>
+            <w:tcW w:w="4508" w:type="dxa"/>
+          </w:tcPr>
           <w:p>
             <w:pPr>
+              <w:pStyle w:val="normal0"/>
               <w:rPr>
-                <w:rFonts w:ascii="Calibri" w:cs="Calibri" w:eastAsia="Calibri" w:hAnsi="Calibri"/>
+                <w:rFonts w:ascii="Calibri" w:eastAsia="Calibri" w:hAnsi="Calibri" w:cs="Calibri"/>
+                <w:b/>
               </w:rPr>
             </w:pPr>
+            <w:proofErr w:type="spellStart"/>
             <w:r>
               <w:rPr>
-                <w:rFonts w:ascii="Calibri" w:cs="Calibri" w:eastAsia="Calibri" w:hAnsi="Calibri"/>
-                <w:rtl w:val="0"/>
+                <w:rFonts w:ascii="Calibri" w:eastAsia="Calibri" w:hAnsi="Calibri" w:cs="Calibri"/>
+                <w:b/>
               </w:rPr>
-              <w:t xml:space="preserve">Freelance Finder</w:t>
+              <w:t>iMovies</w:t>
+            </w:r>
+            <w:proofErr w:type="spellEnd"/>
+            <w:r>
+              <w:rPr>
+                <w:rFonts w:ascii="Calibri" w:eastAsia="Calibri" w:hAnsi="Calibri" w:cs="Calibri"/>
+                <w:b/>
+              </w:rPr>
+              <w:t xml:space="preserve"> - Cinema Booking Platform</w:t>
             </w:r>
           </w:p>
         </w:tc>
       </w:tr>
       <w:tr>
         <w:trPr>
-          <w:cantSplit w:val="0"/>
-          <w:tblHeader w:val="0"/>
+          <w:cantSplit/>
+          <w:tblHeader/>
         </w:trPr>
         <w:tc>
-          <w:tcPr/>
+          <w:tcPr>
+            <w:tcW w:w="4508" w:type="dxa"/>
+          </w:tcPr>
           <w:p>
             <w:pPr>
+              <w:pStyle w:val="normal0"/>
               <w:rPr>
-                <w:rFonts w:ascii="Calibri" w:cs="Calibri" w:eastAsia="Calibri" w:hAnsi="Calibri"/>
+                <w:rFonts w:ascii="Calibri" w:eastAsia="Calibri" w:hAnsi="Calibri" w:cs="Calibri"/>
               </w:rPr>
             </w:pPr>
             <w:r>
               <w:rPr>
-                <w:rFonts w:ascii="Calibri" w:cs="Calibri" w:eastAsia="Calibri" w:hAnsi="Calibri"/>
-                <w:rtl w:val="0"/>
+                <w:rFonts w:ascii="Calibri" w:eastAsia="Calibri" w:hAnsi="Calibri" w:cs="Calibri"/>
               </w:rPr>
-              <w:t xml:space="preserve">Maximum Marks</w:t>
+              <w:t>Maximum Marks</w:t>
             </w:r>
           </w:p>
         </w:tc>
         <w:tc>
-          <w:tcPr/>
+          <w:tcPr>
+            <w:tcW w:w="4508" w:type="dxa"/>
+          </w:tcPr>
           <w:p>
             <w:pPr>
+              <w:pStyle w:val="normal0"/>
               <w:rPr>
-                <w:rFonts w:ascii="Calibri" w:cs="Calibri" w:eastAsia="Calibri" w:hAnsi="Calibri"/>
+                <w:rFonts w:ascii="Calibri" w:eastAsia="Calibri" w:hAnsi="Calibri" w:cs="Calibri"/>
               </w:rPr>
             </w:pPr>
             <w:r>
               <w:rPr>
-                <w:rFonts w:ascii="Calibri" w:cs="Calibri" w:eastAsia="Calibri" w:hAnsi="Calibri"/>
-                <w:rtl w:val="0"/>
+                <w:rFonts w:ascii="Calibri" w:eastAsia="Calibri" w:hAnsi="Calibri" w:cs="Calibri"/>
               </w:rPr>
-              <w:t xml:space="preserve">2 Marks</w:t>
+              <w:t>2 Marks</w:t>
             </w:r>
           </w:p>
         </w:tc>
@@ -247,193 +266,249 @@
     </w:tbl>
     <w:p>
       <w:pPr>
+        <w:pStyle w:val="normal0"/>
         <w:spacing w:after="160" w:line="259" w:lineRule="auto"/>
         <w:rPr>
-          <w:rFonts w:ascii="Calibri" w:cs="Calibri" w:eastAsia="Calibri" w:hAnsi="Calibri"/>
-          <w:b w:val="1"/>
-        </w:rPr>
-      </w:pPr>
-      <w:r>
-        <w:rPr>
-          <w:rtl w:val="0"/>
-        </w:rPr>
-      </w:r>
-    </w:p>
-    <w:p>
-      <w:pPr>
+          <w:rFonts w:ascii="Calibri" w:eastAsia="Calibri" w:hAnsi="Calibri" w:cs="Calibri"/>
+          <w:b/>
+        </w:rPr>
+      </w:pPr>
+    </w:p>
+    <w:p>
+      <w:pPr>
+        <w:pStyle w:val="normal0"/>
         <w:spacing w:after="160" w:line="259" w:lineRule="auto"/>
         <w:rPr>
-          <w:rFonts w:ascii="Calibri" w:cs="Calibri" w:eastAsia="Calibri" w:hAnsi="Calibri"/>
-          <w:b w:val="1"/>
+          <w:rFonts w:ascii="Calibri" w:eastAsia="Calibri" w:hAnsi="Calibri" w:cs="Calibri"/>
+          <w:b/>
           <w:sz w:val="26"/>
           <w:szCs w:val="26"/>
         </w:rPr>
       </w:pPr>
       <w:r>
         <w:rPr>
-          <w:rFonts w:ascii="Calibri" w:cs="Calibri" w:eastAsia="Calibri" w:hAnsi="Calibri"/>
-          <w:b w:val="1"/>
+          <w:rFonts w:ascii="Calibri" w:eastAsia="Calibri" w:hAnsi="Calibri" w:cs="Calibri"/>
+          <w:b/>
           <w:sz w:val="26"/>
           <w:szCs w:val="26"/>
-          <w:rtl w:val="0"/>
-        </w:rPr>
-        <w:t xml:space="preserve">Problem – Solution Fit Overview:</w:t>
-      </w:r>
-    </w:p>
-    <w:p>
-      <w:pPr>
-        <w:spacing w:after="240" w:before="240" w:line="259" w:lineRule="auto"/>
-        <w:rPr>
-          <w:rFonts w:ascii="Calibri" w:cs="Calibri" w:eastAsia="Calibri" w:hAnsi="Calibri"/>
-        </w:rPr>
-      </w:pPr>
-      <w:r>
-        <w:rPr>
-          <w:rFonts w:ascii="Calibri" w:cs="Calibri" w:eastAsia="Calibri" w:hAnsi="Calibri"/>
-          <w:rtl w:val="0"/>
-        </w:rPr>
-        <w:t xml:space="preserve">The Problem–Solution Fit ensures that the Freelance Finder platform addresses key gaps in the freelance job market and aligns with the real needs of both clients and freelancers. This validation is critical before scaling the platform.</w:t>
-      </w:r>
-      <w:r>
-        <w:rPr>
-          <w:rtl w:val="0"/>
-        </w:rPr>
-      </w:r>
-    </w:p>
-    <w:p>
-      <w:pPr>
+        </w:rPr>
+        <w:t>Problem – Solution Fit Overview:</w:t>
+      </w:r>
+    </w:p>
+    <w:p>
+      <w:pPr>
+        <w:pStyle w:val="normal0"/>
+        <w:spacing w:before="240" w:after="240" w:line="259" w:lineRule="auto"/>
+        <w:rPr>
+          <w:rFonts w:ascii="Calibri" w:eastAsia="Calibri" w:hAnsi="Calibri" w:cs="Calibri"/>
+        </w:rPr>
+      </w:pPr>
+      <w:r>
+        <w:rPr>
+          <w:rFonts w:ascii="Calibri" w:eastAsia="Calibri" w:hAnsi="Calibri" w:cs="Calibri"/>
+        </w:rPr>
+        <w:t xml:space="preserve">The Problem–Solution Fit ensures that the </w:t>
+      </w:r>
+      <w:proofErr w:type="spellStart"/>
+      <w:r>
+        <w:rPr>
+          <w:rFonts w:ascii="Calibri" w:eastAsia="Calibri" w:hAnsi="Calibri" w:cs="Calibri"/>
+        </w:rPr>
+        <w:t>iMovies</w:t>
+      </w:r>
+      <w:proofErr w:type="spellEnd"/>
+      <w:r>
+        <w:rPr>
+          <w:rFonts w:ascii="Calibri" w:eastAsia="Calibri" w:hAnsi="Calibri" w:cs="Calibri"/>
+        </w:rPr>
+        <w:t xml:space="preserve"> Cinema </w:t>
+      </w:r>
+      <w:proofErr w:type="gramStart"/>
+      <w:r>
+        <w:rPr>
+          <w:rFonts w:ascii="Calibri" w:eastAsia="Calibri" w:hAnsi="Calibri" w:cs="Calibri"/>
+        </w:rPr>
+        <w:t>Booking</w:t>
+      </w:r>
+      <w:proofErr w:type="gramEnd"/>
+      <w:r>
+        <w:rPr>
+          <w:rFonts w:ascii="Calibri" w:eastAsia="Calibri" w:hAnsi="Calibri" w:cs="Calibri"/>
+        </w:rPr>
+        <w:t xml:space="preserve"> platform directly solves real-world pain points in online cinema ticketing, aligning with the expectations of both avid moviegoers and theater operators. This validation is critical for elimi</w:t>
+      </w:r>
+      <w:r>
+        <w:rPr>
+          <w:rFonts w:ascii="Calibri" w:eastAsia="Calibri" w:hAnsi="Calibri" w:cs="Calibri"/>
+        </w:rPr>
+        <w:t>nating booking friction and ensuring high-concurrency scalability.</w:t>
+      </w:r>
+    </w:p>
+    <w:p>
+      <w:pPr>
+        <w:pStyle w:val="normal0"/>
         <w:spacing w:after="160" w:line="259" w:lineRule="auto"/>
         <w:rPr>
-          <w:rFonts w:ascii="Calibri" w:cs="Calibri" w:eastAsia="Calibri" w:hAnsi="Calibri"/>
-          <w:b w:val="1"/>
+          <w:rFonts w:ascii="Calibri" w:eastAsia="Calibri" w:hAnsi="Calibri" w:cs="Calibri"/>
+          <w:b/>
           <w:sz w:val="26"/>
           <w:szCs w:val="26"/>
         </w:rPr>
       </w:pPr>
       <w:r>
         <w:rPr>
-          <w:rFonts w:ascii="Calibri" w:cs="Calibri" w:eastAsia="Calibri" w:hAnsi="Calibri"/>
-          <w:b w:val="1"/>
+          <w:rFonts w:ascii="Calibri" w:eastAsia="Calibri" w:hAnsi="Calibri" w:cs="Calibri"/>
+          <w:b/>
           <w:sz w:val="26"/>
           <w:szCs w:val="26"/>
-          <w:rtl w:val="0"/>
-        </w:rPr>
-        <w:t xml:space="preserve">Purpose:</w:t>
-      </w:r>
-    </w:p>
-    <w:p>
-      <w:pPr>
+        </w:rPr>
+        <w:t>Purpose:</w:t>
+      </w:r>
+    </w:p>
+    <w:p>
+      <w:pPr>
+        <w:pStyle w:val="normal0"/>
         <w:numPr>
           <w:ilvl w:val="0"/>
           <w:numId w:val="2"/>
         </w:numPr>
         <w:spacing w:after="240" w:line="240" w:lineRule="auto"/>
-        <w:ind w:left="720" w:hanging="360"/>
-        <w:rPr>
-          <w:rFonts w:ascii="Calibri" w:cs="Calibri" w:eastAsia="Calibri" w:hAnsi="Calibri"/>
-        </w:rPr>
-      </w:pPr>
-      <w:r>
-        <w:rPr>
-          <w:rFonts w:ascii="Calibri" w:cs="Calibri" w:eastAsia="Calibri" w:hAnsi="Calibri"/>
-          <w:rtl w:val="0"/>
-        </w:rPr>
-        <w:t xml:space="preserve">Bridge the gap between clients looking for reliable freelance talent and freelancers seeking trustworthy, well-paying gigs.</w:t>
-      </w:r>
-    </w:p>
-    <w:p>
-      <w:pPr>
+        <w:rPr>
+          <w:rFonts w:ascii="Calibri" w:eastAsia="Calibri" w:hAnsi="Calibri" w:cs="Calibri"/>
+        </w:rPr>
+      </w:pPr>
+      <w:r>
+        <w:rPr>
+          <w:rFonts w:ascii="Calibri" w:eastAsia="Calibri" w:hAnsi="Calibri" w:cs="Calibri"/>
+        </w:rPr>
+        <w:t>Bridge the gap between moviegoers seeking premiere cinema seats and theater chains aiming to maximize seat occupancy.</w:t>
+      </w:r>
+    </w:p>
+    <w:p>
+      <w:pPr>
+        <w:pStyle w:val="normal0"/>
         <w:numPr>
           <w:ilvl w:val="0"/>
           <w:numId w:val="2"/>
         </w:numPr>
         <w:spacing w:after="240" w:line="240" w:lineRule="auto"/>
-        <w:ind w:left="720" w:hanging="360"/>
-        <w:rPr>
-          <w:rFonts w:ascii="Calibri" w:cs="Calibri" w:eastAsia="Calibri" w:hAnsi="Calibri"/>
-        </w:rPr>
-      </w:pPr>
-      <w:r>
-        <w:rPr>
-          <w:rFonts w:ascii="Calibri" w:cs="Calibri" w:eastAsia="Calibri" w:hAnsi="Calibri"/>
-          <w:rtl w:val="0"/>
-        </w:rPr>
-        <w:t xml:space="preserve">Offer a unified platform that handles project lifecycle—from job posting to payment—without relying on multiple tools.</w:t>
-      </w:r>
-    </w:p>
-    <w:p>
-      <w:pPr>
+        <w:rPr>
+          <w:rFonts w:ascii="Calibri" w:eastAsia="Calibri" w:hAnsi="Calibri" w:cs="Calibri"/>
+        </w:rPr>
+      </w:pPr>
+      <w:r>
+        <w:rPr>
+          <w:rFonts w:ascii="Calibri" w:eastAsia="Calibri" w:hAnsi="Calibri" w:cs="Calibri"/>
+        </w:rPr>
+        <w:t>Offer an all-in-one platform handling movie discovery, officia</w:t>
+      </w:r>
+      <w:r>
+        <w:rPr>
+          <w:rFonts w:ascii="Calibri" w:eastAsia="Calibri" w:hAnsi="Calibri" w:cs="Calibri"/>
+        </w:rPr>
+        <w:t>l HD trailer previews, AI recommendations, and real-time seat booking.</w:t>
+      </w:r>
+    </w:p>
+    <w:p>
+      <w:pPr>
+        <w:pStyle w:val="normal0"/>
         <w:numPr>
           <w:ilvl w:val="0"/>
           <w:numId w:val="2"/>
         </w:numPr>
         <w:spacing w:after="240" w:line="240" w:lineRule="auto"/>
-        <w:ind w:left="720" w:hanging="360"/>
-        <w:rPr>
-          <w:rFonts w:ascii="Calibri" w:cs="Calibri" w:eastAsia="Calibri" w:hAnsi="Calibri"/>
-        </w:rPr>
-      </w:pPr>
-      <w:r>
-        <w:rPr>
-          <w:rFonts w:ascii="Calibri" w:cs="Calibri" w:eastAsia="Calibri" w:hAnsi="Calibri"/>
-          <w:rtl w:val="0"/>
-        </w:rPr>
-        <w:t xml:space="preserve">Enable secure, milestone-based transactions to build trust.</w:t>
-      </w:r>
-    </w:p>
-    <w:p>
-      <w:pPr>
+        <w:rPr>
+          <w:rFonts w:ascii="Calibri" w:eastAsia="Calibri" w:hAnsi="Calibri" w:cs="Calibri"/>
+        </w:rPr>
+      </w:pPr>
+      <w:r>
+        <w:rPr>
+          <w:rFonts w:ascii="Calibri" w:eastAsia="Calibri" w:hAnsi="Calibri" w:cs="Calibri"/>
+        </w:rPr>
+        <w:t xml:space="preserve">Enable collision-free, instant seat reservations powered by </w:t>
+      </w:r>
+      <w:proofErr w:type="spellStart"/>
+      <w:r>
+        <w:rPr>
+          <w:rFonts w:ascii="Calibri" w:eastAsia="Calibri" w:hAnsi="Calibri" w:cs="Calibri"/>
+        </w:rPr>
+        <w:t>WebSockets</w:t>
+      </w:r>
+      <w:proofErr w:type="spellEnd"/>
+      <w:r>
+        <w:rPr>
+          <w:rFonts w:ascii="Calibri" w:eastAsia="Calibri" w:hAnsi="Calibri" w:cs="Calibri"/>
+        </w:rPr>
+        <w:t xml:space="preserve"> to completely eliminate double-booking.</w:t>
+      </w:r>
+    </w:p>
+    <w:p>
+      <w:pPr>
+        <w:pStyle w:val="normal0"/>
         <w:numPr>
           <w:ilvl w:val="0"/>
           <w:numId w:val="2"/>
         </w:numPr>
         <w:spacing w:after="240" w:line="240" w:lineRule="auto"/>
-        <w:ind w:left="720" w:hanging="360"/>
-        <w:rPr>
-          <w:rFonts w:ascii="Calibri" w:cs="Calibri" w:eastAsia="Calibri" w:hAnsi="Calibri"/>
-        </w:rPr>
-      </w:pPr>
-      <w:r>
-        <w:rPr>
-          <w:rFonts w:ascii="Calibri" w:cs="Calibri" w:eastAsia="Calibri" w:hAnsi="Calibri"/>
-          <w:rtl w:val="0"/>
-        </w:rPr>
-        <w:t xml:space="preserve">Provide visibility and opportunity for new freelancers through smart matching and rating systems.</w:t>
-      </w:r>
-    </w:p>
-    <w:p>
-      <w:pPr>
+        <w:rPr>
+          <w:rFonts w:ascii="Calibri" w:eastAsia="Calibri" w:hAnsi="Calibri" w:cs="Calibri"/>
+        </w:rPr>
+      </w:pPr>
+      <w:r>
+        <w:rPr>
+          <w:rFonts w:ascii="Calibri" w:eastAsia="Calibri" w:hAnsi="Calibri" w:cs="Calibri"/>
+        </w:rPr>
+        <w:t xml:space="preserve">Provide authentic </w:t>
+      </w:r>
+      <w:proofErr w:type="spellStart"/>
+      <w:r>
+        <w:rPr>
+          <w:rFonts w:ascii="Calibri" w:eastAsia="Calibri" w:hAnsi="Calibri" w:cs="Calibri"/>
+        </w:rPr>
+        <w:t>IMDb</w:t>
+      </w:r>
+      <w:proofErr w:type="spellEnd"/>
+      <w:r>
+        <w:rPr>
+          <w:rFonts w:ascii="Calibri" w:eastAsia="Calibri" w:hAnsi="Calibri" w:cs="Calibri"/>
+        </w:rPr>
+        <w:t xml:space="preserve"> ratings and personalized recommendations through th</w:t>
+      </w:r>
+      <w:r>
+        <w:rPr>
+          <w:rFonts w:ascii="Calibri" w:eastAsia="Calibri" w:hAnsi="Calibri" w:cs="Calibri"/>
+        </w:rPr>
+        <w:t>e AI Cinema Oracle to eliminate decision fatigue.</w:t>
+      </w:r>
+    </w:p>
+    <w:p>
+      <w:pPr>
+        <w:pStyle w:val="normal0"/>
         <w:numPr>
           <w:ilvl w:val="0"/>
           <w:numId w:val="2"/>
         </w:numPr>
         <w:spacing w:after="240" w:line="240" w:lineRule="auto"/>
-        <w:ind w:left="720" w:hanging="360"/>
-        <w:rPr>
-          <w:rFonts w:ascii="Calibri" w:cs="Calibri" w:eastAsia="Calibri" w:hAnsi="Calibri"/>
-        </w:rPr>
-      </w:pPr>
-      <w:r>
-        <w:rPr>
-          <w:rFonts w:ascii="Calibri" w:cs="Calibri" w:eastAsia="Calibri" w:hAnsi="Calibri"/>
-          <w:rtl w:val="0"/>
-        </w:rPr>
-        <w:t xml:space="preserve">Improve hiring and project success rates through a real-time chat, review system, and user-friendly experience.</w:t>
-      </w:r>
-    </w:p>
-    <w:p>
-      <w:pPr>
+        <w:rPr>
+          <w:rFonts w:ascii="Calibri" w:eastAsia="Calibri" w:hAnsi="Calibri" w:cs="Calibri"/>
+        </w:rPr>
+      </w:pPr>
+      <w:r>
+        <w:rPr>
+          <w:rFonts w:ascii="Calibri" w:eastAsia="Calibri" w:hAnsi="Calibri" w:cs="Calibri"/>
+        </w:rPr>
+        <w:t>Enhance ticket booking speed and user satisfaction through an intuitive visual seating matrix and instant digital passes.</w:t>
+      </w:r>
+    </w:p>
+    <w:p>
+      <w:pPr>
+        <w:pStyle w:val="normal0"/>
         <w:spacing w:after="240" w:line="240" w:lineRule="auto"/>
-        <w:ind w:left="720" w:firstLine="0"/>
-        <w:rPr>
-          <w:rFonts w:ascii="Calibri" w:cs="Calibri" w:eastAsia="Calibri" w:hAnsi="Calibri"/>
-        </w:rPr>
-      </w:pPr>
-      <w:r>
-        <w:rPr>
-          <w:rtl w:val="0"/>
-        </w:rPr>
-      </w:r>
+        <w:ind w:left="720"/>
+        <w:rPr>
+          <w:rFonts w:ascii="Calibri" w:eastAsia="Calibri" w:hAnsi="Calibri" w:cs="Calibri"/>
+        </w:rPr>
+      </w:pPr>
     </w:p>
     <w:p>
       <w:pPr>
@@ -442,150 +517,170 @@
         <w:keepLines w:val="0"/>
         <w:spacing w:before="280" w:line="240" w:lineRule="auto"/>
         <w:rPr>
-          <w:rFonts w:ascii="Calibri" w:cs="Calibri" w:eastAsia="Calibri" w:hAnsi="Calibri"/>
-          <w:b w:val="1"/>
+          <w:rFonts w:ascii="Calibri" w:eastAsia="Calibri" w:hAnsi="Calibri" w:cs="Calibri"/>
+          <w:b/>
           <w:color w:val="000000"/>
           <w:sz w:val="26"/>
           <w:szCs w:val="26"/>
         </w:rPr>
       </w:pPr>
-      <w:bookmarkStart w:colFirst="0" w:colLast="0" w:name="_gjdgxs" w:id="0"/>
+      <w:bookmarkStart w:id="0" w:name="_gjdgxs" w:colFirst="0" w:colLast="0"/>
       <w:bookmarkEnd w:id="0"/>
       <w:r>
         <w:rPr>
-          <w:rFonts w:ascii="Calibri" w:cs="Calibri" w:eastAsia="Calibri" w:hAnsi="Calibri"/>
-          <w:b w:val="1"/>
+          <w:rFonts w:ascii="Calibri" w:eastAsia="Calibri" w:hAnsi="Calibri" w:cs="Calibri"/>
+          <w:b/>
           <w:color w:val="000000"/>
           <w:sz w:val="26"/>
           <w:szCs w:val="26"/>
-          <w:rtl w:val="0"/>
-        </w:rPr>
-        <w:t xml:space="preserve">Problem Statement:</w:t>
-      </w:r>
-    </w:p>
-    <w:p>
-      <w:pPr>
-        <w:spacing w:after="240" w:before="240" w:line="240" w:lineRule="auto"/>
-        <w:rPr>
-          <w:rFonts w:ascii="Calibri" w:cs="Calibri" w:eastAsia="Calibri" w:hAnsi="Calibri"/>
-        </w:rPr>
-      </w:pPr>
-      <w:r>
-        <w:rPr>
-          <w:rFonts w:ascii="Calibri" w:cs="Calibri" w:eastAsia="Calibri" w:hAnsi="Calibri"/>
-          <w:rtl w:val="0"/>
-        </w:rPr>
-        <w:t xml:space="preserve">Many clients and freelancers face challenges such as:</w:t>
-      </w:r>
-    </w:p>
-    <w:p>
-      <w:pPr>
+        </w:rPr>
+        <w:t>Problem Statement:</w:t>
+      </w:r>
+    </w:p>
+    <w:p>
+      <w:pPr>
+        <w:pStyle w:val="normal0"/>
+        <w:spacing w:before="240" w:after="240" w:line="240" w:lineRule="auto"/>
+        <w:rPr>
+          <w:rFonts w:ascii="Calibri" w:eastAsia="Calibri" w:hAnsi="Calibri" w:cs="Calibri"/>
+        </w:rPr>
+      </w:pPr>
+      <w:r>
+        <w:rPr>
+          <w:rFonts w:ascii="Calibri" w:eastAsia="Calibri" w:hAnsi="Calibri" w:cs="Calibri"/>
+        </w:rPr>
+        <w:t>Modern moviegoers and cinema operators encounter critical challenges such as:</w:t>
+      </w:r>
+    </w:p>
+    <w:p>
+      <w:pPr>
+        <w:pStyle w:val="normal0"/>
         <w:numPr>
           <w:ilvl w:val="0"/>
           <w:numId w:val="3"/>
         </w:numPr>
-        <w:spacing w:after="0" w:afterAutospacing="0" w:before="240" w:line="240" w:lineRule="auto"/>
-        <w:ind w:left="720" w:hanging="360"/>
-        <w:rPr>
-          <w:rFonts w:ascii="Calibri" w:cs="Calibri" w:eastAsia="Calibri" w:hAnsi="Calibri"/>
-        </w:rPr>
-      </w:pPr>
-      <w:r>
-        <w:rPr>
-          <w:rFonts w:ascii="Calibri" w:cs="Calibri" w:eastAsia="Calibri" w:hAnsi="Calibri"/>
-          <w:rtl w:val="0"/>
-        </w:rPr>
-        <w:t xml:space="preserve">Lack of trust and accountability in freelance job platforms</w:t>
-        <w:br w:type="textWrapping"/>
-      </w:r>
-    </w:p>
-    <w:p>
-      <w:pPr>
+        <w:spacing w:before="240" w:line="240" w:lineRule="auto"/>
+        <w:rPr>
+          <w:rFonts w:ascii="Calibri" w:eastAsia="Calibri" w:hAnsi="Calibri" w:cs="Calibri"/>
+        </w:rPr>
+      </w:pPr>
+      <w:r>
+        <w:rPr>
+          <w:rFonts w:ascii="Calibri" w:eastAsia="Calibri" w:hAnsi="Calibri" w:cs="Calibri"/>
+        </w:rPr>
+        <w:t>Frustrating seat booking collisions and sudden checkout timeouts during peak hours</w:t>
+      </w:r>
+      <w:r>
+        <w:rPr>
+          <w:rFonts w:ascii="Calibri" w:eastAsia="Calibri" w:hAnsi="Calibri" w:cs="Calibri"/>
+        </w:rPr>
+        <w:br/>
+      </w:r>
+    </w:p>
+    <w:p>
+      <w:pPr>
+        <w:pStyle w:val="normal0"/>
         <w:numPr>
           <w:ilvl w:val="0"/>
           <w:numId w:val="3"/>
         </w:numPr>
-        <w:spacing w:after="0" w:afterAutospacing="0" w:before="0" w:beforeAutospacing="0" w:line="240" w:lineRule="auto"/>
-        <w:ind w:left="720" w:hanging="360"/>
-        <w:rPr>
-          <w:rFonts w:ascii="Calibri" w:cs="Calibri" w:eastAsia="Calibri" w:hAnsi="Calibri"/>
-        </w:rPr>
-      </w:pPr>
-      <w:r>
-        <w:rPr>
-          <w:rFonts w:ascii="Calibri" w:cs="Calibri" w:eastAsia="Calibri" w:hAnsi="Calibri"/>
-          <w:rtl w:val="0"/>
-        </w:rPr>
-        <w:t xml:space="preserve">Scattered communication and workflow tools</w:t>
-        <w:br w:type="textWrapping"/>
-      </w:r>
-    </w:p>
-    <w:p>
-      <w:pPr>
+        <w:spacing w:line="240" w:lineRule="auto"/>
+        <w:rPr>
+          <w:rFonts w:ascii="Calibri" w:eastAsia="Calibri" w:hAnsi="Calibri" w:cs="Calibri"/>
+        </w:rPr>
+      </w:pPr>
+      <w:r>
+        <w:rPr>
+          <w:rFonts w:ascii="Calibri" w:eastAsia="Calibri" w:hAnsi="Calibri" w:cs="Calibri"/>
+        </w:rPr>
+        <w:t>Disjointed platforms lacking official trailers and authentic movie ratings</w:t>
+      </w:r>
+      <w:r>
+        <w:rPr>
+          <w:rFonts w:ascii="Calibri" w:eastAsia="Calibri" w:hAnsi="Calibri" w:cs="Calibri"/>
+        </w:rPr>
+        <w:br/>
+      </w:r>
+    </w:p>
+    <w:p>
+      <w:pPr>
+        <w:pStyle w:val="normal0"/>
         <w:numPr>
           <w:ilvl w:val="0"/>
           <w:numId w:val="3"/>
         </w:numPr>
-        <w:spacing w:after="0" w:afterAutospacing="0" w:before="0" w:beforeAutospacing="0" w:line="240" w:lineRule="auto"/>
-        <w:ind w:left="720" w:hanging="360"/>
-        <w:rPr>
-          <w:rFonts w:ascii="Calibri" w:cs="Calibri" w:eastAsia="Calibri" w:hAnsi="Calibri"/>
-        </w:rPr>
-      </w:pPr>
-      <w:r>
-        <w:rPr>
-          <w:rFonts w:ascii="Calibri" w:cs="Calibri" w:eastAsia="Calibri" w:hAnsi="Calibri"/>
-          <w:rtl w:val="0"/>
-        </w:rPr>
-        <w:t xml:space="preserve">Delays in payment processing and dispute resolution</w:t>
-        <w:br w:type="textWrapping"/>
-      </w:r>
-    </w:p>
-    <w:p>
-      <w:pPr>
+        <w:spacing w:line="240" w:lineRule="auto"/>
+        <w:rPr>
+          <w:rFonts w:ascii="Calibri" w:eastAsia="Calibri" w:hAnsi="Calibri" w:cs="Calibri"/>
+        </w:rPr>
+      </w:pPr>
+      <w:r>
+        <w:rPr>
+          <w:rFonts w:ascii="Calibri" w:eastAsia="Calibri" w:hAnsi="Calibri" w:cs="Calibri"/>
+        </w:rPr>
+        <w:t>Cluttered interfac</w:t>
+      </w:r>
+      <w:r>
+        <w:rPr>
+          <w:rFonts w:ascii="Calibri" w:eastAsia="Calibri" w:hAnsi="Calibri" w:cs="Calibri"/>
+        </w:rPr>
+        <w:t>es with rigid navigation and absent city-level filtering</w:t>
+      </w:r>
+      <w:r>
+        <w:rPr>
+          <w:rFonts w:ascii="Calibri" w:eastAsia="Calibri" w:hAnsi="Calibri" w:cs="Calibri"/>
+        </w:rPr>
+        <w:br/>
+      </w:r>
+    </w:p>
+    <w:p>
+      <w:pPr>
+        <w:pStyle w:val="normal0"/>
         <w:numPr>
           <w:ilvl w:val="0"/>
           <w:numId w:val="3"/>
         </w:numPr>
-        <w:spacing w:after="0" w:afterAutospacing="0" w:before="0" w:beforeAutospacing="0" w:line="240" w:lineRule="auto"/>
-        <w:ind w:left="720" w:hanging="360"/>
-        <w:rPr>
-          <w:rFonts w:ascii="Calibri" w:cs="Calibri" w:eastAsia="Calibri" w:hAnsi="Calibri"/>
-        </w:rPr>
-      </w:pPr>
-      <w:r>
-        <w:rPr>
-          <w:rFonts w:ascii="Calibri" w:cs="Calibri" w:eastAsia="Calibri" w:hAnsi="Calibri"/>
-          <w:rtl w:val="0"/>
-        </w:rPr>
-        <w:t xml:space="preserve">Difficulty in finding qualified freelancers or relevant jobs</w:t>
-        <w:br w:type="textWrapping"/>
-      </w:r>
-    </w:p>
-    <w:p>
-      <w:pPr>
+        <w:spacing w:line="240" w:lineRule="auto"/>
+        <w:rPr>
+          <w:rFonts w:ascii="Calibri" w:eastAsia="Calibri" w:hAnsi="Calibri" w:cs="Calibri"/>
+        </w:rPr>
+      </w:pPr>
+      <w:r>
+        <w:rPr>
+          <w:rFonts w:ascii="Calibri" w:eastAsia="Calibri" w:hAnsi="Calibri" w:cs="Calibri"/>
+        </w:rPr>
+        <w:t>Lack of personalized assistance when choosing movies from crowded release schedules</w:t>
+      </w:r>
+      <w:r>
+        <w:rPr>
+          <w:rFonts w:ascii="Calibri" w:eastAsia="Calibri" w:hAnsi="Calibri" w:cs="Calibri"/>
+        </w:rPr>
+        <w:br/>
+      </w:r>
+    </w:p>
+    <w:p>
+      <w:pPr>
+        <w:pStyle w:val="normal0"/>
         <w:numPr>
           <w:ilvl w:val="0"/>
           <w:numId w:val="3"/>
         </w:numPr>
-        <w:spacing w:after="240" w:before="0" w:beforeAutospacing="0" w:line="240" w:lineRule="auto"/>
-        <w:ind w:left="720" w:hanging="360"/>
-        <w:rPr>
-          <w:rFonts w:ascii="Calibri" w:cs="Calibri" w:eastAsia="Calibri" w:hAnsi="Calibri"/>
-        </w:rPr>
-      </w:pPr>
-      <w:r>
-        <w:rPr>
-          <w:rFonts w:ascii="Calibri" w:cs="Calibri" w:eastAsia="Calibri" w:hAnsi="Calibri"/>
-          <w:rtl w:val="0"/>
-        </w:rPr>
-        <w:t xml:space="preserve">No centralized performance tracking and review system</w:t>
-        <w:br w:type="textWrapping"/>
-      </w:r>
-      <w:r>
-        <w:rPr>
-          <w:rtl w:val="0"/>
-        </w:rPr>
+        <w:spacing w:after="240" w:line="240" w:lineRule="auto"/>
+        <w:rPr>
+          <w:rFonts w:ascii="Calibri" w:eastAsia="Calibri" w:hAnsi="Calibri" w:cs="Calibri"/>
+        </w:rPr>
+      </w:pPr>
+      <w:r>
+        <w:rPr>
+          <w:rFonts w:ascii="Calibri" w:eastAsia="Calibri" w:hAnsi="Calibri" w:cs="Calibri"/>
+        </w:rPr>
+        <w:t>Absence of real-time seat availability updates, leading to lost reservations</w:t>
+      </w:r>
+      <w:r>
+        <w:rPr>
+          <w:rFonts w:ascii="Calibri" w:eastAsia="Calibri" w:hAnsi="Calibri" w:cs="Calibri"/>
+        </w:rPr>
+        <w:br/>
       </w:r>
     </w:p>
     <w:p>
@@ -595,201 +690,339 @@
         <w:keepLines w:val="0"/>
         <w:spacing w:before="280" w:line="240" w:lineRule="auto"/>
         <w:rPr>
-          <w:rFonts w:ascii="Calibri" w:cs="Calibri" w:eastAsia="Calibri" w:hAnsi="Calibri"/>
-          <w:b w:val="1"/>
+          <w:rFonts w:ascii="Calibri" w:eastAsia="Calibri" w:hAnsi="Calibri" w:cs="Calibri"/>
+          <w:b/>
           <w:color w:val="000000"/>
           <w:sz w:val="26"/>
           <w:szCs w:val="26"/>
         </w:rPr>
       </w:pPr>
-      <w:bookmarkStart w:colFirst="0" w:colLast="0" w:name="_30j0zll" w:id="1"/>
+      <w:bookmarkStart w:id="1" w:name="_30j0zll" w:colFirst="0" w:colLast="0"/>
       <w:bookmarkEnd w:id="1"/>
       <w:r>
         <w:rPr>
-          <w:rFonts w:ascii="Calibri" w:cs="Calibri" w:eastAsia="Calibri" w:hAnsi="Calibri"/>
-          <w:b w:val="1"/>
+          <w:rFonts w:ascii="Calibri" w:eastAsia="Calibri" w:hAnsi="Calibri" w:cs="Calibri"/>
+          <w:b/>
           <w:color w:val="000000"/>
           <w:sz w:val="26"/>
           <w:szCs w:val="26"/>
-          <w:rtl w:val="0"/>
-        </w:rPr>
-        <w:t xml:space="preserve">Solution:</w:t>
-      </w:r>
-    </w:p>
-    <w:p>
-      <w:pPr>
-        <w:spacing w:after="240" w:before="240" w:line="240" w:lineRule="auto"/>
-        <w:rPr/>
-      </w:pPr>
-      <w:r>
-        <w:rPr>
-          <w:b w:val="1"/>
-          <w:rtl w:val="0"/>
-        </w:rPr>
-        <w:t xml:space="preserve">Freelance Finder</w:t>
-      </w:r>
-      <w:r>
-        <w:rPr>
-          <w:rtl w:val="0"/>
-        </w:rPr>
-        <w:t xml:space="preserve">, a modern full-stack freelance platform, offers:</w:t>
-      </w:r>
-    </w:p>
-    <w:p>
-      <w:pPr>
+        </w:rPr>
+        <w:t>Solution:</w:t>
+      </w:r>
+    </w:p>
+    <w:p>
+      <w:pPr>
+        <w:pStyle w:val="normal0"/>
+        <w:spacing w:before="240" w:after="240" w:line="240" w:lineRule="auto"/>
+      </w:pPr>
+      <w:proofErr w:type="spellStart"/>
+      <w:proofErr w:type="gramStart"/>
+      <w:r>
+        <w:rPr>
+          <w:b/>
+        </w:rPr>
+        <w:lastRenderedPageBreak/>
+        <w:t>iMovies</w:t>
+      </w:r>
+      <w:proofErr w:type="spellEnd"/>
+      <w:proofErr w:type="gramEnd"/>
+      <w:r>
+        <w:rPr>
+          <w:b/>
+        </w:rPr>
+        <w:t xml:space="preserve"> - Cinema Booking </w:t>
+      </w:r>
+      <w:r>
+        <w:rPr>
+          <w:b/>
+        </w:rPr>
+        <w:t>Platform</w:t>
+      </w:r>
+      <w:r>
+        <w:t>, a modern full-stack MERN cinema ticketing application, offers:</w:t>
+      </w:r>
+    </w:p>
+    <w:p>
+      <w:pPr>
+        <w:pStyle w:val="normal0"/>
         <w:numPr>
           <w:ilvl w:val="0"/>
           <w:numId w:val="1"/>
         </w:numPr>
-        <w:spacing w:after="0" w:afterAutospacing="0" w:before="240" w:line="240" w:lineRule="auto"/>
-        <w:ind w:left="720" w:hanging="360"/>
-      </w:pPr>
-      <w:r>
-        <w:rPr>
-          <w:rtl w:val="0"/>
-        </w:rPr>
-        <w:t xml:space="preserve">End-to-end job management including posting, bidding, and hiring</w:t>
-        <w:br w:type="textWrapping"/>
-      </w:r>
-    </w:p>
-    <w:p>
-      <w:pPr>
+        <w:spacing w:before="240" w:line="240" w:lineRule="auto"/>
+      </w:pPr>
+      <w:r>
+        <w:t xml:space="preserve">Interactive visual seating grid with live </w:t>
+      </w:r>
+      <w:proofErr w:type="spellStart"/>
+      <w:r>
+        <w:t>WebSocket</w:t>
+      </w:r>
+      <w:proofErr w:type="spellEnd"/>
+      <w:r>
+        <w:t xml:space="preserve"> locking powered by Socket.IO</w:t>
+      </w:r>
+      <w:r>
+        <w:br/>
+      </w:r>
+    </w:p>
+    <w:p>
+      <w:pPr>
+        <w:pStyle w:val="normal0"/>
         <w:numPr>
           <w:ilvl w:val="0"/>
           <w:numId w:val="1"/>
         </w:numPr>
-        <w:spacing w:after="0" w:afterAutospacing="0" w:before="0" w:beforeAutospacing="0" w:line="240" w:lineRule="auto"/>
-        <w:ind w:left="720" w:hanging="360"/>
-      </w:pPr>
-      <w:r>
-        <w:rPr>
-          <w:rtl w:val="0"/>
-        </w:rPr>
-        <w:t xml:space="preserve">Escrow payment system and milestone-based tracking</w:t>
-        <w:br w:type="textWrapping"/>
-      </w:r>
-    </w:p>
-    <w:p>
-      <w:pPr>
+        <w:spacing w:line="240" w:lineRule="auto"/>
+      </w:pPr>
+      <w:r>
+        <w:t>Multi-city theater exploration with auto-detected user location across major metropolitan areas</w:t>
+      </w:r>
+      <w:r>
+        <w:br/>
+      </w:r>
+    </w:p>
+    <w:p>
+      <w:pPr>
+        <w:pStyle w:val="normal0"/>
         <w:numPr>
           <w:ilvl w:val="0"/>
           <w:numId w:val="1"/>
         </w:numPr>
-        <w:spacing w:after="0" w:afterAutospacing="0" w:before="0" w:beforeAutospacing="0" w:line="240" w:lineRule="auto"/>
-        <w:ind w:left="720" w:hanging="360"/>
-      </w:pPr>
-      <w:r>
-        <w:rPr>
-          <w:rtl w:val="0"/>
-        </w:rPr>
-        <w:t xml:space="preserve">Smart job recommendations using filters, tags, and user behavior</w:t>
-        <w:br w:type="textWrapping"/>
-      </w:r>
-    </w:p>
-    <w:p>
-      <w:pPr>
+        <w:spacing w:line="240" w:lineRule="auto"/>
+      </w:pPr>
+      <w:r>
+        <w:t>AI Cinema Oracle providing semantic recommendations tailored to user moods and preferences</w:t>
+      </w:r>
+      <w:r>
+        <w:br/>
+      </w:r>
+    </w:p>
+    <w:p>
+      <w:pPr>
+        <w:pStyle w:val="normal0"/>
         <w:numPr>
           <w:ilvl w:val="0"/>
           <w:numId w:val="1"/>
         </w:numPr>
-        <w:spacing w:after="0" w:afterAutospacing="0" w:before="0" w:beforeAutospacing="0" w:line="240" w:lineRule="auto"/>
-        <w:ind w:left="720" w:hanging="360"/>
-      </w:pPr>
-      <w:r>
-        <w:rPr>
-          <w:rtl w:val="0"/>
-        </w:rPr>
-        <w:t xml:space="preserve">Real-time messaging and notification system</w:t>
-        <w:br w:type="textWrapping"/>
-      </w:r>
-    </w:p>
-    <w:p>
-      <w:pPr>
+        <w:spacing w:line="240" w:lineRule="auto"/>
+      </w:pPr>
+      <w:r>
+        <w:t xml:space="preserve">In-app HD YouTube official trailer player and verified </w:t>
+      </w:r>
+      <w:proofErr w:type="spellStart"/>
+      <w:r>
+        <w:t>IMDb</w:t>
+      </w:r>
+      <w:proofErr w:type="spellEnd"/>
+      <w:r>
+        <w:t xml:space="preserve"> rating badges</w:t>
+      </w:r>
+      <w:r>
+        <w:br/>
+      </w:r>
+    </w:p>
+    <w:p>
+      <w:pPr>
+        <w:pStyle w:val="normal0"/>
         <w:numPr>
           <w:ilvl w:val="0"/>
           <w:numId w:val="1"/>
         </w:numPr>
-        <w:spacing w:after="0" w:afterAutospacing="0" w:before="0" w:beforeAutospacing="0" w:line="240" w:lineRule="auto"/>
-        <w:ind w:left="720" w:hanging="360"/>
-      </w:pPr>
-      <w:r>
-        <w:rPr>
-          <w:rtl w:val="0"/>
-        </w:rPr>
-        <w:t xml:space="preserve">Profile and portfolio pages for freelancers and clients</w:t>
-        <w:br w:type="textWrapping"/>
-      </w:r>
-    </w:p>
-    <w:p>
-      <w:pPr>
+        <w:spacing w:line="240" w:lineRule="auto"/>
+      </w:pPr>
+      <w:r>
+        <w:t>Instant digital ticket confirmation with downloadable booking pass and QR reference</w:t>
+      </w:r>
+      <w:r>
+        <w:br/>
+      </w:r>
+    </w:p>
+    <w:p>
+      <w:pPr>
+        <w:pStyle w:val="normal0"/>
         <w:numPr>
           <w:ilvl w:val="0"/>
           <w:numId w:val="1"/>
         </w:numPr>
-        <w:spacing w:after="0" w:afterAutospacing="0" w:before="0" w:beforeAutospacing="0" w:line="240" w:lineRule="auto"/>
-        <w:ind w:left="720" w:hanging="360"/>
-      </w:pPr>
-      <w:r>
-        <w:rPr>
-          <w:rtl w:val="0"/>
-        </w:rPr>
-        <w:t xml:space="preserve">Admin-controlled dispute resolution and user reporting features</w:t>
-        <w:br w:type="textWrapping"/>
-      </w:r>
-    </w:p>
-    <w:p>
-      <w:pPr>
+        <w:spacing w:line="240" w:lineRule="auto"/>
+      </w:pPr>
+      <w:r>
+        <w:t>Role</w:t>
+      </w:r>
+      <w:r>
+        <w:t xml:space="preserve">-based administrative portal for movie catalog, theater auditorium, and </w:t>
+      </w:r>
+      <w:proofErr w:type="spellStart"/>
+      <w:r>
+        <w:t>showtime</w:t>
+      </w:r>
+      <w:proofErr w:type="spellEnd"/>
+      <w:r>
+        <w:t xml:space="preserve"> schedule management</w:t>
+      </w:r>
+      <w:r>
+        <w:br/>
+      </w:r>
+    </w:p>
+    <w:p>
+      <w:pPr>
+        <w:pStyle w:val="normal0"/>
         <w:numPr>
           <w:ilvl w:val="0"/>
           <w:numId w:val="1"/>
         </w:numPr>
-        <w:spacing w:after="240" w:before="0" w:beforeAutospacing="0" w:line="240" w:lineRule="auto"/>
-        <w:ind w:left="720" w:hanging="360"/>
-      </w:pPr>
-      <w:r>
-        <w:rPr>
-          <w:rtl w:val="0"/>
-        </w:rPr>
-        <w:t xml:space="preserve">Freemium model with premium features like project boost, analytics, and early-bid access</w:t>
-      </w:r>
-    </w:p>
-    <w:p>
-      <w:pPr>
-        <w:spacing w:after="240" w:before="240" w:line="240" w:lineRule="auto"/>
-        <w:ind w:left="720" w:firstLine="0"/>
-        <w:rPr>
-          <w:rFonts w:ascii="Calibri" w:cs="Calibri" w:eastAsia="Calibri" w:hAnsi="Calibri"/>
-          <w:b w:val="1"/>
-        </w:rPr>
-      </w:pPr>
-      <w:r>
-        <w:rPr>
-          <w:rtl w:val="0"/>
-        </w:rPr>
-      </w:r>
-    </w:p>
-    <w:p>
-      <w:pPr>
-        <w:rPr/>
-      </w:pPr>
-      <w:r>
-        <w:rPr>
-          <w:rtl w:val="0"/>
-        </w:rPr>
-      </w:r>
+        <w:spacing w:after="240" w:line="240" w:lineRule="auto"/>
+      </w:pPr>
+      <w:r>
+        <w:t>24/7 uptime health monitoring and centralized error logging via Better Stack integration</w:t>
+      </w:r>
+    </w:p>
+    <w:p>
+      <w:pPr>
+        <w:pStyle w:val="normal0"/>
+        <w:spacing w:before="240" w:after="240" w:line="240" w:lineRule="auto"/>
+        <w:ind w:left="720"/>
+        <w:rPr>
+          <w:rFonts w:ascii="Calibri" w:eastAsia="Calibri" w:hAnsi="Calibri" w:cs="Calibri"/>
+          <w:b/>
+        </w:rPr>
+      </w:pPr>
+    </w:p>
+    <w:p>
+      <w:pPr>
+        <w:pStyle w:val="normal0"/>
+      </w:pPr>
     </w:p>
     <w:sectPr>
-      <w:pgSz w:h="16834" w:w="11909" w:orient="portrait"/>
-      <w:pgMar w:bottom="1440" w:top="1440" w:left="1440" w:right="1440" w:header="720" w:footer="720"/>
+      <w:pgSz w:w="11909" w:h="16834"/>
+      <w:pgMar w:top="1440" w:right="1440" w:bottom="1440" w:left="1440" w:header="720" w:footer="720" w:gutter="0"/>
       <w:pgNumType w:start="1"/>
+      <w:cols w:space="720"/>
     </w:sectPr>
   </w:body>
 </w:document>
 </file>
 
 <file path=word/numbering.xml><?xml version="1.0" encoding="utf-8"?>
-<w:numbering xmlns:mc="http://schemas.openxmlformats.org/markup-compatibility/2006" xmlns:o="urn:schemas-microsoft-com:office:office" xmlns:r="http://schemas.openxmlformats.org/officeDocument/2006/relationships" xmlns:m="http://schemas.openxmlformats.org/officeDocument/2006/math" xmlns:v="urn:schemas-microsoft-com:vml" xmlns:wp="http://schemas.openxmlformats.org/drawingml/2006/wordprocessingDrawing" xmlns:w10="urn:schemas-microsoft-com:office:word" xmlns:w="http://schemas.openxmlformats.org/wordprocessingml/2006/main" xmlns:wne="http://schemas.microsoft.com/office/word/2006/wordml" xmlns:sl="http://schemas.openxmlformats.org/schemaLibrary/2006/main" xmlns:a="http://schemas.openxmlformats.org/drawingml/2006/main" xmlns:pic="http://schemas.openxmlformats.org/drawingml/2006/picture" xmlns:c="http://schemas.openxmlformats.org/drawingml/2006/chart" xmlns:lc="http://schemas.openxmlformats.org/drawingml/2006/lockedCanvas" xmlns:dgm="http://schemas.openxmlformats.org/drawingml/2006/diagram" xmlns:wps="http://schemas.microsoft.com/office/word/2010/wordprocessingShape" xmlns:wpg="http://schemas.microsoft.com/office/word/2010/wordprocessingGroup" xmlns:w14="http://schemas.microsoft.com/office/word/2010/wordml" xmlns:w15="http://schemas.microsoft.com/office/word/2012/wordml" xmlns:w16="http://schemas.microsoft.com/office/word/2018/wordml" xmlns:w16cex="http://schemas.microsoft.com/office/word/2018/wordml/cex" xmlns:w16cid="http://schemas.microsoft.com/office/word/2016/wordml/cid" xmlns="http://schemas.microsoft.com/office/tasks/2019/documenttasks" xmlns:cr="http://schemas.microsoft.com/office/comments/2020/reactions">
+<w:numbering xmlns:ve="http://schemas.openxmlformats.org/markup-compatibility/2006" xmlns:o="urn:schemas-microsoft-com:office:office" xmlns:r="http://schemas.openxmlformats.org/officeDocument/2006/relationships" xmlns:m="http://schemas.openxmlformats.org/officeDocument/2006/math" xmlns:v="urn:schemas-microsoft-com:vml" xmlns:wp="http://schemas.openxmlformats.org/drawingml/2006/wordprocessingDrawing" xmlns:w10="urn:schemas-microsoft-com:office:word" xmlns:w="http://schemas.openxmlformats.org/wordprocessingml/2006/main" xmlns:wne="http://schemas.microsoft.com/office/word/2006/wordml">
+  <w:abstractNum w:abstractNumId="0">
+    <w:nsid w:val="09A41829"/>
+    <w:multiLevelType w:val="multilevel"/>
+    <w:tmpl w:val="1A1C0C84"/>
+    <w:lvl w:ilvl="0">
+      <w:start w:val="1"/>
+      <w:numFmt w:val="bullet"/>
+      <w:lvlText w:val="●"/>
+      <w:lvlJc w:val="left"/>
+      <w:pPr>
+        <w:ind w:left="720" w:hanging="360"/>
+      </w:pPr>
+      <w:rPr>
+        <w:u w:val="none"/>
+      </w:rPr>
+    </w:lvl>
+    <w:lvl w:ilvl="1">
+      <w:start w:val="1"/>
+      <w:numFmt w:val="bullet"/>
+      <w:lvlText w:val="○"/>
+      <w:lvlJc w:val="left"/>
+      <w:pPr>
+        <w:ind w:left="1440" w:hanging="360"/>
+      </w:pPr>
+      <w:rPr>
+        <w:u w:val="none"/>
+      </w:rPr>
+    </w:lvl>
+    <w:lvl w:ilvl="2">
+      <w:start w:val="1"/>
+      <w:numFmt w:val="bullet"/>
+      <w:lvlText w:val="■"/>
+      <w:lvlJc w:val="left"/>
+      <w:pPr>
+        <w:ind w:left="2160" w:hanging="360"/>
+      </w:pPr>
+      <w:rPr>
+        <w:u w:val="none"/>
+      </w:rPr>
+    </w:lvl>
+    <w:lvl w:ilvl="3">
+      <w:start w:val="1"/>
+      <w:numFmt w:val="bullet"/>
+      <w:lvlText w:val="●"/>
+      <w:lvlJc w:val="left"/>
+      <w:pPr>
+        <w:ind w:left="2880" w:hanging="360"/>
+      </w:pPr>
+      <w:rPr>
+        <w:u w:val="none"/>
+      </w:rPr>
+    </w:lvl>
+    <w:lvl w:ilvl="4">
+      <w:start w:val="1"/>
+      <w:numFmt w:val="bullet"/>
+      <w:lvlText w:val="○"/>
+      <w:lvlJc w:val="left"/>
+      <w:pPr>
+        <w:ind w:left="3600" w:hanging="360"/>
+      </w:pPr>
+      <w:rPr>
+        <w:u w:val="none"/>
+      </w:rPr>
+    </w:lvl>
+    <w:lvl w:ilvl="5">
+      <w:start w:val="1"/>
+      <w:numFmt w:val="bullet"/>
+      <w:lvlText w:val="■"/>
+      <w:lvlJc w:val="left"/>
+      <w:pPr>
+        <w:ind w:left="4320" w:hanging="360"/>
+      </w:pPr>
+      <w:rPr>
+        <w:u w:val="none"/>
+      </w:rPr>
+    </w:lvl>
+    <w:lvl w:ilvl="6">
+      <w:start w:val="1"/>
+      <w:numFmt w:val="bullet"/>
+      <w:lvlText w:val="●"/>
+      <w:lvlJc w:val="left"/>
+      <w:pPr>
+        <w:ind w:left="5040" w:hanging="360"/>
+      </w:pPr>
+      <w:rPr>
+        <w:u w:val="none"/>
+      </w:rPr>
+    </w:lvl>
+    <w:lvl w:ilvl="7">
+      <w:start w:val="1"/>
+      <w:numFmt w:val="bullet"/>
+      <w:lvlText w:val="○"/>
+      <w:lvlJc w:val="left"/>
+      <w:pPr>
+        <w:ind w:left="5760" w:hanging="360"/>
+      </w:pPr>
+      <w:rPr>
+        <w:u w:val="none"/>
+      </w:rPr>
+    </w:lvl>
+    <w:lvl w:ilvl="8">
+      <w:start w:val="1"/>
+      <w:numFmt w:val="bullet"/>
+      <w:lvlText w:val="■"/>
+      <w:lvlJc w:val="left"/>
+      <w:pPr>
+        <w:ind w:left="6480" w:hanging="360"/>
+      </w:pPr>
+      <w:rPr>
+        <w:u w:val="none"/>
+      </w:rPr>
+    </w:lvl>
+  </w:abstractNum>
   <w:abstractNum w:abstractNumId="1">
+    <w:nsid w:val="0B585DCA"/>
+    <w:multiLevelType w:val="multilevel"/>
+    <w:tmpl w:val="C6262DDE"/>
     <w:lvl w:ilvl="0">
       <w:start w:val="1"/>
       <w:numFmt w:val="bullet"/>
@@ -900,116 +1133,9 @@
     </w:lvl>
   </w:abstractNum>
   <w:abstractNum w:abstractNumId="2">
-    <w:lvl w:ilvl="0">
-      <w:start w:val="1"/>
-      <w:numFmt w:val="bullet"/>
-      <w:lvlText w:val="●"/>
-      <w:lvlJc w:val="left"/>
-      <w:pPr>
-        <w:ind w:left="720" w:hanging="360"/>
-      </w:pPr>
-      <w:rPr>
-        <w:u w:val="none"/>
-      </w:rPr>
-    </w:lvl>
-    <w:lvl w:ilvl="1">
-      <w:start w:val="1"/>
-      <w:numFmt w:val="bullet"/>
-      <w:lvlText w:val="○"/>
-      <w:lvlJc w:val="left"/>
-      <w:pPr>
-        <w:ind w:left="1440" w:hanging="360"/>
-      </w:pPr>
-      <w:rPr>
-        <w:u w:val="none"/>
-      </w:rPr>
-    </w:lvl>
-    <w:lvl w:ilvl="2">
-      <w:start w:val="1"/>
-      <w:numFmt w:val="bullet"/>
-      <w:lvlText w:val="■"/>
-      <w:lvlJc w:val="left"/>
-      <w:pPr>
-        <w:ind w:left="2160" w:hanging="360"/>
-      </w:pPr>
-      <w:rPr>
-        <w:u w:val="none"/>
-      </w:rPr>
-    </w:lvl>
-    <w:lvl w:ilvl="3">
-      <w:start w:val="1"/>
-      <w:numFmt w:val="bullet"/>
-      <w:lvlText w:val="●"/>
-      <w:lvlJc w:val="left"/>
-      <w:pPr>
-        <w:ind w:left="2880" w:hanging="360"/>
-      </w:pPr>
-      <w:rPr>
-        <w:u w:val="none"/>
-      </w:rPr>
-    </w:lvl>
-    <w:lvl w:ilvl="4">
-      <w:start w:val="1"/>
-      <w:numFmt w:val="bullet"/>
-      <w:lvlText w:val="○"/>
-      <w:lvlJc w:val="left"/>
-      <w:pPr>
-        <w:ind w:left="3600" w:hanging="360"/>
-      </w:pPr>
-      <w:rPr>
-        <w:u w:val="none"/>
-      </w:rPr>
-    </w:lvl>
-    <w:lvl w:ilvl="5">
-      <w:start w:val="1"/>
-      <w:numFmt w:val="bullet"/>
-      <w:lvlText w:val="■"/>
-      <w:lvlJc w:val="left"/>
-      <w:pPr>
-        <w:ind w:left="4320" w:hanging="360"/>
-      </w:pPr>
-      <w:rPr>
-        <w:u w:val="none"/>
-      </w:rPr>
-    </w:lvl>
-    <w:lvl w:ilvl="6">
-      <w:start w:val="1"/>
-      <w:numFmt w:val="bullet"/>
-      <w:lvlText w:val="●"/>
-      <w:lvlJc w:val="left"/>
-      <w:pPr>
-        <w:ind w:left="5040" w:hanging="360"/>
-      </w:pPr>
-      <w:rPr>
-        <w:u w:val="none"/>
-      </w:rPr>
-    </w:lvl>
-    <w:lvl w:ilvl="7">
-      <w:start w:val="1"/>
-      <w:numFmt w:val="bullet"/>
-      <w:lvlText w:val="○"/>
-      <w:lvlJc w:val="left"/>
-      <w:pPr>
-        <w:ind w:left="5760" w:hanging="360"/>
-      </w:pPr>
-      <w:rPr>
-        <w:u w:val="none"/>
-      </w:rPr>
-    </w:lvl>
-    <w:lvl w:ilvl="8">
-      <w:start w:val="1"/>
-      <w:numFmt w:val="bullet"/>
-      <w:lvlText w:val="■"/>
-      <w:lvlJc w:val="left"/>
-      <w:pPr>
-        <w:ind w:left="6480" w:hanging="360"/>
-      </w:pPr>
-      <w:rPr>
-        <w:u w:val="none"/>
-      </w:rPr>
-    </w:lvl>
-  </w:abstractNum>
-  <w:abstractNum w:abstractNumId="3">
+    <w:nsid w:val="39A41A13"/>
+    <w:multiLevelType w:val="multilevel"/>
+    <w:tmpl w:val="093C90B8"/>
     <w:lvl w:ilvl="0">
       <w:start w:val="1"/>
       <w:numFmt w:val="bullet"/>
@@ -1123,23 +1249,23 @@
     <w:abstractNumId w:val="1"/>
   </w:num>
   <w:num w:numId="2">
-    <w:abstractNumId w:val="2"/>
+    <w:abstractNumId w:val="0"/>
   </w:num>
   <w:num w:numId="3">
-    <w:abstractNumId w:val="3"/>
+    <w:abstractNumId w:val="2"/>
   </w:num>
 </w:numbering>
 </file>
 
 <file path=word/styles.xml><?xml version="1.0" encoding="utf-8"?>
-<w:styles xmlns:mc="http://schemas.openxmlformats.org/markup-compatibility/2006" xmlns:o="urn:schemas-microsoft-com:office:office" xmlns:r="http://schemas.openxmlformats.org/officeDocument/2006/relationships" xmlns:m="http://schemas.openxmlformats.org/officeDocument/2006/math" xmlns:v="urn:schemas-microsoft-com:vml" xmlns:wp="http://schemas.openxmlformats.org/drawingml/2006/wordprocessingDrawing" xmlns:w10="urn:schemas-microsoft-com:office:word" xmlns:w="http://schemas.openxmlformats.org/wordprocessingml/2006/main" xmlns:wne="http://schemas.microsoft.com/office/word/2006/wordml" xmlns:sl="http://schemas.openxmlformats.org/schemaLibrary/2006/main" xmlns:a="http://schemas.openxmlformats.org/drawingml/2006/main" xmlns:pic="http://schemas.openxmlformats.org/drawingml/2006/picture" xmlns:c="http://schemas.openxmlformats.org/drawingml/2006/chart" xmlns:lc="http://schemas.openxmlformats.org/drawingml/2006/lockedCanvas" xmlns:dgm="http://schemas.openxmlformats.org/drawingml/2006/diagram" xmlns:wps="http://schemas.microsoft.com/office/word/2010/wordprocessingShape" xmlns:wpg="http://schemas.microsoft.com/office/word/2010/wordprocessingGroup" xmlns:w14="http://schemas.microsoft.com/office/word/2010/wordml" xmlns:w15="http://schemas.microsoft.com/office/word/2012/wordml" xmlns:w16="http://schemas.microsoft.com/office/word/2018/wordml" xmlns:w16cex="http://schemas.microsoft.com/office/word/2018/wordml/cex" xmlns:w16cid="http://schemas.microsoft.com/office/word/2016/wordml/cid" xmlns="http://schemas.microsoft.com/office/tasks/2019/documenttasks" xmlns:cr="http://schemas.microsoft.com/office/comments/2020/reactions">
+<w:styles xmlns:r="http://schemas.openxmlformats.org/officeDocument/2006/relationships" xmlns:w="http://schemas.openxmlformats.org/wordprocessingml/2006/main">
   <w:docDefaults>
     <w:rPrDefault>
       <w:rPr>
-        <w:rFonts w:ascii="Arial" w:cs="Arial" w:eastAsia="Arial" w:hAnsi="Arial"/>
+        <w:rFonts w:ascii="Arial" w:eastAsia="Arial" w:hAnsi="Arial" w:cs="Arial"/>
         <w:sz w:val="22"/>
         <w:szCs w:val="22"/>
-        <w:lang w:val="en_GB"/>
+        <w:lang w:val="en-US" w:eastAsia="en-US" w:bidi="ar-SA"/>
       </w:rPr>
     </w:rPrDefault>
     <w:pPrDefault>
@@ -1148,21 +1274,159 @@
       </w:pPr>
     </w:pPrDefault>
   </w:docDefaults>
-  <w:style w:type="paragraph" w:styleId="Normal" w:default="1">
-    <w:name w:val="normal"/>
-  </w:style>
-  <w:style w:type="table" w:styleId="TableNormal" w:default="1">
-    <w:name w:val="Table Normal"/>
+  <w:latentStyles w:defLockedState="0" w:defUIPriority="99" w:defSemiHidden="1" w:defUnhideWhenUsed="1" w:defQFormat="0" w:count="267">
+    <w:lsdException w:name="Normal" w:semiHidden="0" w:uiPriority="0" w:unhideWhenUsed="0" w:qFormat="1"/>
+    <w:lsdException w:name="heading 1" w:semiHidden="0" w:uiPriority="9" w:unhideWhenUsed="0" w:qFormat="1"/>
+    <w:lsdException w:name="heading 2" w:uiPriority="9" w:qFormat="1"/>
+    <w:lsdException w:name="heading 3" w:uiPriority="9" w:qFormat="1"/>
+    <w:lsdException w:name="heading 4" w:uiPriority="9" w:qFormat="1"/>
+    <w:lsdException w:name="heading 5" w:uiPriority="9" w:qFormat="1"/>
+    <w:lsdException w:name="heading 6" w:uiPriority="9" w:qFormat="1"/>
+    <w:lsdException w:name="heading 7" w:uiPriority="9" w:qFormat="1"/>
+    <w:lsdException w:name="heading 8" w:uiPriority="9" w:qFormat="1"/>
+    <w:lsdException w:name="heading 9" w:uiPriority="9" w:qFormat="1"/>
+    <w:lsdException w:name="toc 1" w:uiPriority="39"/>
+    <w:lsdException w:name="toc 2" w:uiPriority="39"/>
+    <w:lsdException w:name="toc 3" w:uiPriority="39"/>
+    <w:lsdException w:name="toc 4" w:uiPriority="39"/>
+    <w:lsdException w:name="toc 5" w:uiPriority="39"/>
+    <w:lsdException w:name="toc 6" w:uiPriority="39"/>
+    <w:lsdException w:name="toc 7" w:uiPriority="39"/>
+    <w:lsdException w:name="toc 8" w:uiPriority="39"/>
+    <w:lsdException w:name="toc 9" w:uiPriority="39"/>
+    <w:lsdException w:name="caption" w:uiPriority="35" w:qFormat="1"/>
+    <w:lsdException w:name="Title" w:semiHidden="0" w:uiPriority="10" w:unhideWhenUsed="0" w:qFormat="1"/>
+    <w:lsdException w:name="Default Paragraph Font" w:uiPriority="1"/>
+    <w:lsdException w:name="Subtitle" w:semiHidden="0" w:uiPriority="11" w:unhideWhenUsed="0" w:qFormat="1"/>
+    <w:lsdException w:name="Strong" w:semiHidden="0" w:uiPriority="22" w:unhideWhenUsed="0" w:qFormat="1"/>
+    <w:lsdException w:name="Emphasis" w:semiHidden="0" w:uiPriority="20" w:unhideWhenUsed="0" w:qFormat="1"/>
+    <w:lsdException w:name="Table Grid" w:semiHidden="0" w:uiPriority="59" w:unhideWhenUsed="0"/>
+    <w:lsdException w:name="Placeholder Text" w:unhideWhenUsed="0"/>
+    <w:lsdException w:name="No Spacing" w:semiHidden="0" w:uiPriority="1" w:unhideWhenUsed="0" w:qFormat="1"/>
+    <w:lsdException w:name="Light Shading" w:semiHidden="0" w:uiPriority="60" w:unhideWhenUsed="0"/>
+    <w:lsdException w:name="Light List" w:semiHidden="0" w:uiPriority="61" w:unhideWhenUsed="0"/>
+    <w:lsdException w:name="Light Grid" w:semiHidden="0" w:uiPriority="62" w:unhideWhenUsed="0"/>
+    <w:lsdException w:name="Medium Shading 1" w:semiHidden="0" w:uiPriority="63" w:unhideWhenUsed="0"/>
+    <w:lsdException w:name="Medium Shading 2" w:semiHidden="0" w:uiPriority="64" w:unhideWhenUsed="0"/>
+    <w:lsdException w:name="Medium List 1" w:semiHidden="0" w:uiPriority="65" w:unhideWhenUsed="0"/>
+    <w:lsdException w:name="Medium List 2" w:semiHidden="0" w:uiPriority="66" w:unhideWhenUsed="0"/>
+    <w:lsdException w:name="Medium Grid 1" w:semiHidden="0" w:uiPriority="67" w:unhideWhenUsed="0"/>
+    <w:lsdException w:name="Medium Grid 2" w:semiHidden="0" w:uiPriority="68" w:unhideWhenUsed="0"/>
+    <w:lsdException w:name="Medium Grid 3" w:semiHidden="0" w:uiPriority="69" w:unhideWhenUsed="0"/>
+    <w:lsdException w:name="Dark List" w:semiHidden="0" w:uiPriority="70" w:unhideWhenUsed="0"/>
+    <w:lsdException w:name="Colorful Shading" w:semiHidden="0" w:uiPriority="71" w:unhideWhenUsed="0"/>
+    <w:lsdException w:name="Colorful List" w:semiHidden="0" w:uiPriority="72" w:unhideWhenUsed="0"/>
+    <w:lsdException w:name="Colorful Grid" w:semiHidden="0" w:uiPriority="73" w:unhideWhenUsed="0"/>
+    <w:lsdException w:name="Light Shading Accent 1" w:semiHidden="0" w:uiPriority="60" w:unhideWhenUsed="0"/>
+    <w:lsdException w:name="Light List Accent 1" w:semiHidden="0" w:uiPriority="61" w:unhideWhenUsed="0"/>
+    <w:lsdException w:name="Light Grid Accent 1" w:semiHidden="0" w:uiPriority="62" w:unhideWhenUsed="0"/>
+    <w:lsdException w:name="Medium Shading 1 Accent 1" w:semiHidden="0" w:uiPriority="63" w:unhideWhenUsed="0"/>
+    <w:lsdException w:name="Medium Shading 2 Accent 1" w:semiHidden="0" w:uiPriority="64" w:unhideWhenUsed="0"/>
+    <w:lsdException w:name="Medium List 1 Accent 1" w:semiHidden="0" w:uiPriority="65" w:unhideWhenUsed="0"/>
+    <w:lsdException w:name="Revision" w:unhideWhenUsed="0"/>
+    <w:lsdException w:name="List Paragraph" w:semiHidden="0" w:uiPriority="34" w:unhideWhenUsed="0" w:qFormat="1"/>
+    <w:lsdException w:name="Quote" w:semiHidden="0" w:uiPriority="29" w:unhideWhenUsed="0" w:qFormat="1"/>
+    <w:lsdException w:name="Intense Quote" w:semiHidden="0" w:uiPriority="30" w:unhideWhenUsed="0" w:qFormat="1"/>
+    <w:lsdException w:name="Medium List 2 Accent 1" w:semiHidden="0" w:uiPriority="66" w:unhideWhenUsed="0"/>
+    <w:lsdException w:name="Medium Grid 1 Accent 1" w:semiHidden="0" w:uiPriority="67" w:unhideWhenUsed="0"/>
+    <w:lsdException w:name="Medium Grid 2 Accent 1" w:semiHidden="0" w:uiPriority="68" w:unhideWhenUsed="0"/>
+    <w:lsdException w:name="Medium Grid 3 Accent 1" w:semiHidden="0" w:uiPriority="69" w:unhideWhenUsed="0"/>
+    <w:lsdException w:name="Dark List Accent 1" w:semiHidden="0" w:uiPriority="70" w:unhideWhenUsed="0"/>
+    <w:lsdException w:name="Colorful Shading Accent 1" w:semiHidden="0" w:uiPriority="71" w:unhideWhenUsed="0"/>
+    <w:lsdException w:name="Colorful List Accent 1" w:semiHidden="0" w:uiPriority="72" w:unhideWhenUsed="0"/>
+    <w:lsdException w:name="Colorful Grid Accent 1" w:semiHidden="0" w:uiPriority="73" w:unhideWhenUsed="0"/>
+    <w:lsdException w:name="Light Shading Accent 2" w:semiHidden="0" w:uiPriority="60" w:unhideWhenUsed="0"/>
+    <w:lsdException w:name="Light List Accent 2" w:semiHidden="0" w:uiPriority="61" w:unhideWhenUsed="0"/>
+    <w:lsdException w:name="Light Grid Accent 2" w:semiHidden="0" w:uiPriority="62" w:unhideWhenUsed="0"/>
+    <w:lsdException w:name="Medium Shading 1 Accent 2" w:semiHidden="0" w:uiPriority="63" w:unhideWhenUsed="0"/>
+    <w:lsdException w:name="Medium Shading 2 Accent 2" w:semiHidden="0" w:uiPriority="64" w:unhideWhenUsed="0"/>
+    <w:lsdException w:name="Medium List 1 Accent 2" w:semiHidden="0" w:uiPriority="65" w:unhideWhenUsed="0"/>
+    <w:lsdException w:name="Medium List 2 Accent 2" w:semiHidden="0" w:uiPriority="66" w:unhideWhenUsed="0"/>
+    <w:lsdException w:name="Medium Grid 1 Accent 2" w:semiHidden="0" w:uiPriority="67" w:unhideWhenUsed="0"/>
+    <w:lsdException w:name="Medium Grid 2 Accent 2" w:semiHidden="0" w:uiPriority="68" w:unhideWhenUsed="0"/>
+    <w:lsdException w:name="Medium Grid 3 Accent 2" w:semiHidden="0" w:uiPriority="69" w:unhideWhenUsed="0"/>
+    <w:lsdException w:name="Dark List Accent 2" w:semiHidden="0" w:uiPriority="70" w:unhideWhenUsed="0"/>
+    <w:lsdException w:name="Colorful Shading Accent 2" w:semiHidden="0" w:uiPriority="71" w:unhideWhenUsed="0"/>
+    <w:lsdException w:name="Colorful List Accent 2" w:semiHidden="0" w:uiPriority="72" w:unhideWhenUsed="0"/>
+    <w:lsdException w:name="Colorful Grid Accent 2" w:semiHidden="0" w:uiPriority="73" w:unhideWhenUsed="0"/>
+    <w:lsdException w:name="Light Shading Accent 3" w:semiHidden="0" w:uiPriority="60" w:unhideWhenUsed="0"/>
+    <w:lsdException w:name="Light List Accent 3" w:semiHidden="0" w:uiPriority="61" w:unhideWhenUsed="0"/>
+    <w:lsdException w:name="Light Grid Accent 3" w:semiHidden="0" w:uiPriority="62" w:unhideWhenUsed="0"/>
+    <w:lsdException w:name="Medium Shading 1 Accent 3" w:semiHidden="0" w:uiPriority="63" w:unhideWhenUsed="0"/>
+    <w:lsdException w:name="Medium Shading 2 Accent 3" w:semiHidden="0" w:uiPriority="64" w:unhideWhenUsed="0"/>
+    <w:lsdException w:name="Medium List 1 Accent 3" w:semiHidden="0" w:uiPriority="65" w:unhideWhenUsed="0"/>
+    <w:lsdException w:name="Medium List 2 Accent 3" w:semiHidden="0" w:uiPriority="66" w:unhideWhenUsed="0"/>
+    <w:lsdException w:name="Medium Grid 1 Accent 3" w:semiHidden="0" w:uiPriority="67" w:unhideWhenUsed="0"/>
+    <w:lsdException w:name="Medium Grid 2 Accent 3" w:semiHidden="0" w:uiPriority="68" w:unhideWhenUsed="0"/>
+    <w:lsdException w:name="Medium Grid 3 Accent 3" w:semiHidden="0" w:uiPriority="69" w:unhideWhenUsed="0"/>
+    <w:lsdException w:name="Dark List Accent 3" w:semiHidden="0" w:uiPriority="70" w:unhideWhenUsed="0"/>
+    <w:lsdException w:name="Colorful Shading Accent 3" w:semiHidden="0" w:uiPriority="71" w:unhideWhenUsed="0"/>
+    <w:lsdException w:name="Colorful List Accent 3" w:semiHidden="0" w:uiPriority="72" w:unhideWhenUsed="0"/>
+    <w:lsdException w:name="Colorful Grid Accent 3" w:semiHidden="0" w:uiPriority="73" w:unhideWhenUsed="0"/>
+    <w:lsdException w:name="Light Shading Accent 4" w:semiHidden="0" w:uiPriority="60" w:unhideWhenUsed="0"/>
+    <w:lsdException w:name="Light List Accent 4" w:semiHidden="0" w:uiPriority="61" w:unhideWhenUsed="0"/>
+    <w:lsdException w:name="Light Grid Accent 4" w:semiHidden="0" w:uiPriority="62" w:unhideWhenUsed="0"/>
+    <w:lsdException w:name="Medium Shading 1 Accent 4" w:semiHidden="0" w:uiPriority="63" w:unhideWhenUsed="0"/>
+    <w:lsdException w:name="Medium Shading 2 Accent 4" w:semiHidden="0" w:uiPriority="64" w:unhideWhenUsed="0"/>
+    <w:lsdException w:name="Medium List 1 Accent 4" w:semiHidden="0" w:uiPriority="65" w:unhideWhenUsed="0"/>
+    <w:lsdException w:name="Medium List 2 Accent 4" w:semiHidden="0" w:uiPriority="66" w:unhideWhenUsed="0"/>
+    <w:lsdException w:name="Medium Grid 1 Accent 4" w:semiHidden="0" w:uiPriority="67" w:unhideWhenUsed="0"/>
+    <w:lsdException w:name="Medium Grid 2 Accent 4" w:semiHidden="0" w:uiPriority="68" w:unhideWhenUsed="0"/>
+    <w:lsdException w:name="Medium Grid 3 Accent 4" w:semiHidden="0" w:uiPriority="69" w:unhideWhenUsed="0"/>
+    <w:lsdException w:name="Dark List Accent 4" w:semiHidden="0" w:uiPriority="70" w:unhideWhenUsed="0"/>
+    <w:lsdException w:name="Colorful Shading Accent 4" w:semiHidden="0" w:uiPriority="71" w:unhideWhenUsed="0"/>
+    <w:lsdException w:name="Colorful List Accent 4" w:semiHidden="0" w:uiPriority="72" w:unhideWhenUsed="0"/>
+    <w:lsdException w:name="Colorful Grid Accent 4" w:semiHidden="0" w:uiPriority="73" w:unhideWhenUsed="0"/>
+    <w:lsdException w:name="Light Shading Accent 5" w:semiHidden="0" w:uiPriority="60" w:unhideWhenUsed="0"/>
+    <w:lsdException w:name="Light List Accent 5" w:semiHidden="0" w:uiPriority="61" w:unhideWhenUsed="0"/>
+    <w:lsdException w:name="Light Grid Accent 5" w:semiHidden="0" w:uiPriority="62" w:unhideWhenUsed="0"/>
+    <w:lsdException w:name="Medium Shading 1 Accent 5" w:semiHidden="0" w:uiPriority="63" w:unhideWhenUsed="0"/>
+    <w:lsdException w:name="Medium Shading 2 Accent 5" w:semiHidden="0" w:uiPriority="64" w:unhideWhenUsed="0"/>
+    <w:lsdException w:name="Medium List 1 Accent 5" w:semiHidden="0" w:uiPriority="65" w:unhideWhenUsed="0"/>
+    <w:lsdException w:name="Medium List 2 Accent 5" w:semiHidden="0" w:uiPriority="66" w:unhideWhenUsed="0"/>
+    <w:lsdException w:name="Medium Grid 1 Accent 5" w:semiHidden="0" w:uiPriority="67" w:unhideWhenUsed="0"/>
+    <w:lsdException w:name="Medium Grid 2 Accent 5" w:semiHidden="0" w:uiPriority="68" w:unhideWhenUsed="0"/>
+    <w:lsdException w:name="Medium Grid 3 Accent 5" w:semiHidden="0" w:uiPriority="69" w:unhideWhenUsed="0"/>
+    <w:lsdException w:name="Dark List Accent 5" w:semiHidden="0" w:uiPriority="70" w:unhideWhenUsed="0"/>
+    <w:lsdException w:name="Colorful Shading Accent 5" w:semiHidden="0" w:uiPriority="71" w:unhideWhenUsed="0"/>
+    <w:lsdException w:name="Colorful List Accent 5" w:semiHidden="0" w:uiPriority="72" w:unhideWhenUsed="0"/>
+    <w:lsdException w:name="Colorful Grid Accent 5" w:semiHidden="0" w:uiPriority="73" w:unhideWhenUsed="0"/>
+    <w:lsdException w:name="Light Shading Accent 6" w:semiHidden="0" w:uiPriority="60" w:unhideWhenUsed="0"/>
+    <w:lsdException w:name="Light List Accent 6" w:semiHidden="0" w:uiPriority="61" w:unhideWhenUsed="0"/>
+    <w:lsdException w:name="Light Grid Accent 6" w:semiHidden="0" w:uiPriority="62" w:unhideWhenUsed="0"/>
+    <w:lsdException w:name="Medium Shading 1 Accent 6" w:semiHidden="0" w:uiPriority="63" w:unhideWhenUsed="0"/>
+    <w:lsdException w:name="Medium Shading 2 Accent 6" w:semiHidden="0" w:uiPriority="64" w:unhideWhenUsed="0"/>
+    <w:lsdException w:name="Medium List 1 Accent 6" w:semiHidden="0" w:uiPriority="65" w:unhideWhenUsed="0"/>
+    <w:lsdException w:name="Medium List 2 Accent 6" w:semiHidden="0" w:uiPriority="66" w:unhideWhenUsed="0"/>
+    <w:lsdException w:name="Medium Grid 1 Accent 6" w:semiHidden="0" w:uiPriority="67" w:unhideWhenUsed="0"/>
+    <w:lsdException w:name="Medium Grid 2 Accent 6" w:semiHidden="0" w:uiPriority="68" w:unhideWhenUsed="0"/>
+    <w:lsdException w:name="Medium Grid 3 Accent 6" w:semiHidden="0" w:uiPriority="69" w:unhideWhenUsed="0"/>
+    <w:lsdException w:name="Dark List Accent 6" w:semiHidden="0" w:uiPriority="70" w:unhideWhenUsed="0"/>
+    <w:lsdException w:name="Colorful Shading Accent 6" w:semiHidden="0" w:uiPriority="71" w:unhideWhenUsed="0"/>
+    <w:lsdException w:name="Colorful List Accent 6" w:semiHidden="0" w:uiPriority="72" w:unhideWhenUsed="0"/>
+    <w:lsdException w:name="Colorful Grid Accent 6" w:semiHidden="0" w:uiPriority="73" w:unhideWhenUsed="0"/>
+    <w:lsdException w:name="Subtle Emphasis" w:semiHidden="0" w:uiPriority="19" w:unhideWhenUsed="0" w:qFormat="1"/>
+    <w:lsdException w:name="Intense Emphasis" w:semiHidden="0" w:uiPriority="21" w:unhideWhenUsed="0" w:qFormat="1"/>
+    <w:lsdException w:name="Subtle Reference" w:semiHidden="0" w:uiPriority="31" w:unhideWhenUsed="0" w:qFormat="1"/>
+    <w:lsdException w:name="Intense Reference" w:semiHidden="0" w:uiPriority="32" w:unhideWhenUsed="0" w:qFormat="1"/>
+    <w:lsdException w:name="Book Title" w:semiHidden="0" w:uiPriority="33" w:unhideWhenUsed="0" w:qFormat="1"/>
+    <w:lsdException w:name="Bibliography" w:uiPriority="37"/>
+    <w:lsdException w:name="TOC Heading" w:uiPriority="39" w:qFormat="1"/>
+  </w:latentStyles>
+  <w:style w:type="paragraph" w:default="1" w:styleId="Normal">
+    <w:name w:val="Normal"/>
+    <w:qFormat/>
   </w:style>
   <w:style w:type="paragraph" w:styleId="Heading1">
     <w:name w:val="heading 1"/>
-    <w:basedOn w:val="Normal"/>
-    <w:next w:val="Normal"/>
+    <w:basedOn w:val="normal0"/>
+    <w:next w:val="normal0"/>
+    <w:rsid w:val="00F91A64"/>
     <w:pPr>
-      <w:keepNext w:val="1"/>
-      <w:keepLines w:val="1"/>
-      <w:pageBreakBefore w:val="0"/>
-      <w:spacing w:after="120" w:before="400" w:lineRule="auto"/>
+      <w:keepNext/>
+      <w:keepLines/>
+      <w:spacing w:before="400" w:after="120"/>
+      <w:outlineLvl w:val="0"/>
     </w:pPr>
     <w:rPr>
       <w:sz w:val="40"/>
@@ -1171,32 +1435,32 @@
   </w:style>
   <w:style w:type="paragraph" w:styleId="Heading2">
     <w:name w:val="heading 2"/>
-    <w:basedOn w:val="Normal"/>
-    <w:next w:val="Normal"/>
+    <w:basedOn w:val="normal0"/>
+    <w:next w:val="normal0"/>
+    <w:rsid w:val="00F91A64"/>
     <w:pPr>
-      <w:keepNext w:val="1"/>
-      <w:keepLines w:val="1"/>
-      <w:pageBreakBefore w:val="0"/>
-      <w:spacing w:after="120" w:before="360" w:lineRule="auto"/>
+      <w:keepNext/>
+      <w:keepLines/>
+      <w:spacing w:before="360" w:after="120"/>
+      <w:outlineLvl w:val="1"/>
     </w:pPr>
     <w:rPr>
-      <w:b w:val="0"/>
       <w:sz w:val="32"/>
       <w:szCs w:val="32"/>
     </w:rPr>
   </w:style>
   <w:style w:type="paragraph" w:styleId="Heading3">
     <w:name w:val="heading 3"/>
-    <w:basedOn w:val="Normal"/>
-    <w:next w:val="Normal"/>
+    <w:basedOn w:val="normal0"/>
+    <w:next w:val="normal0"/>
+    <w:rsid w:val="00F91A64"/>
     <w:pPr>
-      <w:keepNext w:val="1"/>
-      <w:keepLines w:val="1"/>
-      <w:pageBreakBefore w:val="0"/>
-      <w:spacing w:after="80" w:before="320" w:lineRule="auto"/>
+      <w:keepNext/>
+      <w:keepLines/>
+      <w:spacing w:before="320" w:after="80"/>
+      <w:outlineLvl w:val="2"/>
     </w:pPr>
     <w:rPr>
-      <w:b w:val="0"/>
       <w:color w:val="434343"/>
       <w:sz w:val="28"/>
       <w:szCs w:val="28"/>
@@ -1204,13 +1468,14 @@
   </w:style>
   <w:style w:type="paragraph" w:styleId="Heading4">
     <w:name w:val="heading 4"/>
-    <w:basedOn w:val="Normal"/>
-    <w:next w:val="Normal"/>
+    <w:basedOn w:val="normal0"/>
+    <w:next w:val="normal0"/>
+    <w:rsid w:val="00F91A64"/>
     <w:pPr>
-      <w:keepNext w:val="1"/>
-      <w:keepLines w:val="1"/>
-      <w:pageBreakBefore w:val="0"/>
-      <w:spacing w:after="80" w:before="280" w:lineRule="auto"/>
+      <w:keepNext/>
+      <w:keepLines/>
+      <w:spacing w:before="280" w:after="80"/>
+      <w:outlineLvl w:val="3"/>
     </w:pPr>
     <w:rPr>
       <w:color w:val="666666"/>
@@ -1220,46 +1485,76 @@
   </w:style>
   <w:style w:type="paragraph" w:styleId="Heading5">
     <w:name w:val="heading 5"/>
-    <w:basedOn w:val="Normal"/>
-    <w:next w:val="Normal"/>
+    <w:basedOn w:val="normal0"/>
+    <w:next w:val="normal0"/>
+    <w:rsid w:val="00F91A64"/>
     <w:pPr>
-      <w:keepNext w:val="1"/>
-      <w:keepLines w:val="1"/>
-      <w:pageBreakBefore w:val="0"/>
-      <w:spacing w:after="80" w:before="240" w:lineRule="auto"/>
+      <w:keepNext/>
+      <w:keepLines/>
+      <w:spacing w:before="240" w:after="80"/>
+      <w:outlineLvl w:val="4"/>
     </w:pPr>
     <w:rPr>
       <w:color w:val="666666"/>
-      <w:sz w:val="22"/>
-      <w:szCs w:val="22"/>
     </w:rPr>
   </w:style>
   <w:style w:type="paragraph" w:styleId="Heading6">
     <w:name w:val="heading 6"/>
-    <w:basedOn w:val="Normal"/>
-    <w:next w:val="Normal"/>
+    <w:basedOn w:val="normal0"/>
+    <w:next w:val="normal0"/>
+    <w:rsid w:val="00F91A64"/>
     <w:pPr>
-      <w:keepNext w:val="1"/>
-      <w:keepLines w:val="1"/>
-      <w:pageBreakBefore w:val="0"/>
-      <w:spacing w:after="80" w:before="240" w:lineRule="auto"/>
+      <w:keepNext/>
+      <w:keepLines/>
+      <w:spacing w:before="240" w:after="80"/>
+      <w:outlineLvl w:val="5"/>
     </w:pPr>
     <w:rPr>
-      <w:i w:val="1"/>
+      <w:i/>
       <w:color w:val="666666"/>
-      <w:sz w:val="22"/>
-      <w:szCs w:val="22"/>
     </w:rPr>
+  </w:style>
+  <w:style w:type="character" w:default="1" w:styleId="DefaultParagraphFont">
+    <w:name w:val="Default Paragraph Font"/>
+    <w:uiPriority w:val="1"/>
+    <w:semiHidden/>
+    <w:unhideWhenUsed/>
+  </w:style>
+  <w:style w:type="table" w:default="1" w:styleId="TableNormal">
+    <w:name w:val="Normal Table"/>
+    <w:uiPriority w:val="99"/>
+    <w:semiHidden/>
+    <w:unhideWhenUsed/>
+    <w:qFormat/>
+    <w:tblPr>
+      <w:tblInd w:w="0" w:type="dxa"/>
+      <w:tblCellMar>
+        <w:top w:w="0" w:type="dxa"/>
+        <w:left w:w="108" w:type="dxa"/>
+        <w:bottom w:w="0" w:type="dxa"/>
+        <w:right w:w="108" w:type="dxa"/>
+      </w:tblCellMar>
+    </w:tblPr>
+  </w:style>
+  <w:style w:type="numbering" w:default="1" w:styleId="NoList">
+    <w:name w:val="No List"/>
+    <w:uiPriority w:val="99"/>
+    <w:semiHidden/>
+    <w:unhideWhenUsed/>
+  </w:style>
+  <w:style w:type="paragraph" w:customStyle="1" w:styleId="normal0">
+    <w:name w:val="normal"/>
+    <w:rsid w:val="00F91A64"/>
   </w:style>
   <w:style w:type="paragraph" w:styleId="Title">
     <w:name w:val="Title"/>
-    <w:basedOn w:val="Normal"/>
-    <w:next w:val="Normal"/>
+    <w:basedOn w:val="normal0"/>
+    <w:next w:val="normal0"/>
+    <w:rsid w:val="00F91A64"/>
     <w:pPr>
-      <w:keepNext w:val="1"/>
-      <w:keepLines w:val="1"/>
-      <w:pageBreakBefore w:val="0"/>
-      <w:spacing w:after="60" w:before="0" w:lineRule="auto"/>
+      <w:keepNext/>
+      <w:keepLines/>
+      <w:spacing w:after="60"/>
     </w:pPr>
     <w:rPr>
       <w:sz w:val="52"/>
@@ -1268,35 +1563,35 @@
   </w:style>
   <w:style w:type="paragraph" w:styleId="Subtitle">
     <w:name w:val="Subtitle"/>
-    <w:basedOn w:val="Normal"/>
-    <w:next w:val="Normal"/>
+    <w:basedOn w:val="normal0"/>
+    <w:next w:val="normal0"/>
+    <w:rsid w:val="00F91A64"/>
     <w:pPr>
-      <w:keepNext w:val="1"/>
-      <w:keepLines w:val="1"/>
-      <w:pageBreakBefore w:val="0"/>
-      <w:spacing w:after="320" w:before="0" w:lineRule="auto"/>
+      <w:keepNext/>
+      <w:keepLines/>
+      <w:spacing w:after="320"/>
     </w:pPr>
     <w:rPr>
-      <w:rFonts w:ascii="Arial" w:cs="Arial" w:eastAsia="Arial" w:hAnsi="Arial"/>
-      <w:i w:val="0"/>
       <w:color w:val="666666"/>
       <w:sz w:val="30"/>
       <w:szCs w:val="30"/>
     </w:rPr>
   </w:style>
-  <w:style w:type="table" w:styleId="Table1">
+  <w:style w:type="table" w:customStyle="1" w:styleId="a">
     <w:basedOn w:val="TableNormal"/>
+    <w:rsid w:val="00F91A64"/>
     <w:pPr>
-      <w:spacing w:after="0" w:line="240" w:lineRule="auto"/>
+      <w:spacing w:line="240" w:lineRule="auto"/>
     </w:pPr>
     <w:tblPr>
       <w:tblStyleRowBandSize w:val="1"/>
       <w:tblStyleColBandSize w:val="1"/>
+      <w:tblInd w:w="0" w:type="dxa"/>
       <w:tblCellMar>
-        <w:top w:w="0.0" w:type="dxa"/>
-        <w:left w:w="108.0" w:type="dxa"/>
-        <w:bottom w:w="0.0" w:type="dxa"/>
-        <w:right w:w="108.0" w:type="dxa"/>
+        <w:top w:w="0" w:type="dxa"/>
+        <w:left w:w="108" w:type="dxa"/>
+        <w:bottom w:w="0" w:type="dxa"/>
+        <w:right w:w="108" w:type="dxa"/>
       </w:tblCellMar>
     </w:tblPr>
   </w:style>
